--- a/_Лисенков/Источник напряжения (3000В)/_Концепция защиты от перегрузки.docx
+++ b/_Лисенков/Источник напряжения (3000В)/_Концепция защиты от перегрузки.docx
@@ -13,68 +13,181 @@
         <w:rPr>
           <w:b/>
         </w:rPr>
-        <w:t>Защита анализатора от перегрузки по выходному току, например при пробое объекта тестирования.</w:t>
+        <w:t xml:space="preserve">Защита </w:t>
+      </w:r>
+      <w:r>
+        <w:rPr>
+          <w:b/>
+        </w:rPr>
+        <w:t xml:space="preserve">объекта </w:t>
+      </w:r>
+      <w:r>
+        <w:rPr>
+          <w:b/>
+        </w:rPr>
+        <w:t>испытаний</w:t>
+      </w:r>
+      <w:r>
+        <w:rPr>
+          <w:b/>
+        </w:rPr>
+        <w:t xml:space="preserve"> </w:t>
+      </w:r>
+      <w:r>
+        <w:rPr>
+          <w:b/>
+        </w:rPr>
+        <w:t>от перегрузки по току</w:t>
+      </w:r>
+      <w:r>
+        <w:rPr>
+          <w:b/>
+        </w:rPr>
+        <w:t>.</w:t>
       </w:r>
     </w:p>
     <w:p>
       <w:r>
-        <w:t>Основная защита</w:t>
+        <w:t>З</w:t>
+      </w:r>
+      <w:r>
+        <w:t>ащита</w:t>
+      </w:r>
+      <w:r>
+        <w:t xml:space="preserve"> объекта </w:t>
+      </w:r>
+      <w:r>
+        <w:t>испытаний</w:t>
+      </w:r>
+      <w:r>
+        <w:t xml:space="preserve"> (ОИ)</w:t>
+      </w:r>
+      <w:r>
+        <w:t xml:space="preserve"> </w:t>
+      </w:r>
+      <w:r>
+        <w:t>от перегрузки по току</w:t>
+      </w:r>
+      <w:r>
+        <w:t xml:space="preserve"> осуществляется путем</w:t>
+      </w:r>
+      <w:r>
+        <w:t xml:space="preserve"> автоматического</w:t>
+      </w:r>
+      <w:r>
+        <w:t xml:space="preserve"> </w:t>
+      </w:r>
+      <w:r>
+        <w:t>выключения источник</w:t>
+      </w:r>
+      <w:r>
+        <w:t>а</w:t>
+      </w:r>
+      <w:r>
+        <w:t xml:space="preserve"> </w:t>
+      </w:r>
+      <w:r>
+        <w:t>напряжения 3 </w:t>
+      </w:r>
+      <w:proofErr w:type="spellStart"/>
+      <w:r>
+        <w:t>кВ</w:t>
+      </w:r>
+      <w:proofErr w:type="spellEnd"/>
+      <w:r>
+        <w:t xml:space="preserve"> и</w:t>
+      </w:r>
+      <w:r>
+        <w:t>ли</w:t>
+      </w:r>
+      <w:r>
+        <w:t xml:space="preserve"> 50</w:t>
+      </w:r>
+      <w:proofErr w:type="gramStart"/>
+      <w:r>
+        <w:t> В</w:t>
+      </w:r>
+      <w:proofErr w:type="gramEnd"/>
+      <w:r>
+        <w:t xml:space="preserve"> при</w:t>
+      </w:r>
+      <w:r>
+        <w:t xml:space="preserve"> </w:t>
+      </w:r>
+      <w:r>
+        <w:t xml:space="preserve">превышении </w:t>
+      </w:r>
+      <w:r>
+        <w:t>ток</w:t>
+      </w:r>
+      <w:r>
+        <w:t>а</w:t>
+      </w:r>
+      <w:r>
+        <w:t xml:space="preserve"> через </w:t>
+      </w:r>
+      <w:r>
+        <w:t>ОИ</w:t>
+      </w:r>
+      <w:r>
+        <w:t xml:space="preserve"> сверх</w:t>
+      </w:r>
+      <w:r>
+        <w:t xml:space="preserve"> </w:t>
+      </w:r>
+      <w:r>
+        <w:t>установленного диапазона измерени</w:t>
+      </w:r>
+      <w:r>
+        <w:t>й</w:t>
+      </w:r>
+      <w:r>
+        <w:t xml:space="preserve"> приблизительно в 2 </w:t>
+      </w:r>
+      <w:r>
+        <w:t>раза</w:t>
+      </w:r>
+      <w:r>
+        <w:t>.</w:t>
+      </w:r>
+      <w:r>
+        <w:t xml:space="preserve"> </w:t>
+      </w:r>
+      <w:r>
+        <w:t>При этом</w:t>
+      </w:r>
+      <w:r>
+        <w:t xml:space="preserve"> соответствующая точка</w:t>
+      </w:r>
+      <w:r>
+        <w:t xml:space="preserve"> </w:t>
+      </w:r>
+      <w:r>
+        <w:t xml:space="preserve">ВАХ </w:t>
+      </w:r>
+      <w:r>
+        <w:t>находится</w:t>
+      </w:r>
+      <w:r>
+        <w:t xml:space="preserve"> за предел</w:t>
+      </w:r>
+      <w:r>
+        <w:t>ами</w:t>
+      </w:r>
+      <w:r>
+        <w:t xml:space="preserve"> экран</w:t>
+      </w:r>
+      <w:r>
+        <w:t>а</w:t>
       </w:r>
       <w:r>
         <w:t xml:space="preserve"> анализатора</w:t>
       </w:r>
       <w:r>
-        <w:t xml:space="preserve"> осуществляется путем</w:t>
-      </w:r>
-      <w:r>
-        <w:t xml:space="preserve"> автоматического</w:t>
-      </w:r>
-      <w:r>
-        <w:t xml:space="preserve"> электронного</w:t>
-      </w:r>
-      <w:r>
-        <w:t xml:space="preserve"> выключения источника </w:t>
-      </w:r>
-      <w:r>
-        <w:t xml:space="preserve">напряжения </w:t>
-      </w:r>
-      <w:r>
-        <w:t>(</w:t>
-      </w:r>
-      <w:r>
-        <w:t>3 </w:t>
-      </w:r>
-      <w:proofErr w:type="spellStart"/>
-      <w:r>
-        <w:t>кВ</w:t>
-      </w:r>
-      <w:proofErr w:type="spellEnd"/>
-      <w:r>
-        <w:t>)</w:t>
-      </w:r>
-      <w:r>
-        <w:t xml:space="preserve"> при</w:t>
+        <w:t>.</w:t>
       </w:r>
       <w:r>
         <w:t xml:space="preserve"> </w:t>
-      </w:r>
-      <w:r>
-        <w:t>превышении выходным</w:t>
-      </w:r>
-      <w:r>
-        <w:t xml:space="preserve"> ток</w:t>
-      </w:r>
-      <w:r>
-        <w:t>ом</w:t>
-      </w:r>
-      <w:r>
-        <w:t xml:space="preserve"> </w:t>
-      </w:r>
-      <w:r>
-        <w:t>установленного диапазона измерения приблизительно в 2 раза  (2</w:t>
-      </w:r>
-      <w:r>
-        <w:t xml:space="preserve"> экрана по вертикали).</w:t>
       </w:r>
       <w:r>
         <w:t xml:space="preserve"> </w:t>
@@ -82,305 +195,672 @@
     </w:p>
     <w:p>
       <w:r>
-        <w:t>Интервал времени между переходом тока через пороговый уровень и</w:t>
-      </w:r>
-      <w:r>
-        <w:t xml:space="preserve"> электронным</w:t>
-      </w:r>
-      <w:r>
-        <w:t xml:space="preserve"> выключением источника испытательного сигнала составляет несколько микросекунд.</w:t>
+        <w:t>И</w:t>
+      </w:r>
+      <w:r>
+        <w:t xml:space="preserve">нтервал времени между </w:t>
+      </w:r>
+      <w:r>
+        <w:t>превышением</w:t>
+      </w:r>
+      <w:r>
+        <w:t xml:space="preserve"> </w:t>
+      </w:r>
+      <w:r>
+        <w:t>ток</w:t>
+      </w:r>
+      <w:r>
+        <w:t>а</w:t>
+      </w:r>
+      <w:r>
+        <w:t xml:space="preserve"> через </w:t>
+      </w:r>
+      <w:r>
+        <w:t>ОИ сверх</w:t>
+      </w:r>
+      <w:r>
+        <w:t xml:space="preserve"> </w:t>
+      </w:r>
+      <w:r>
+        <w:t>порогов</w:t>
+      </w:r>
+      <w:r>
+        <w:t>ого</w:t>
+      </w:r>
+      <w:r>
+        <w:t xml:space="preserve"> уров</w:t>
+      </w:r>
+      <w:r>
+        <w:t xml:space="preserve">ня </w:t>
+      </w:r>
+      <w:r>
+        <w:t>и электронным выключением источник</w:t>
+      </w:r>
+      <w:r>
+        <w:t>а</w:t>
+      </w:r>
+      <w:r>
+        <w:t xml:space="preserve"> испытательного сигнала</w:t>
+      </w:r>
+      <w:r>
+        <w:t xml:space="preserve"> составляет:</w:t>
       </w:r>
     </w:p>
     <w:p>
       <w:r>
-        <w:t xml:space="preserve">Однако, при пробое объекта тестирования, реакция анализатора должна быть </w:t>
-      </w:r>
-      <w:r>
-        <w:t xml:space="preserve">практически </w:t>
-      </w:r>
-      <w:r>
-        <w:t>мгновенной</w:t>
-      </w:r>
-      <w:r>
-        <w:t xml:space="preserve">. </w:t>
-      </w:r>
-      <w:r>
-        <w:t>Э</w:t>
-      </w:r>
-      <w:r>
-        <w:t>того</w:t>
-      </w:r>
-      <w:r>
-        <w:t xml:space="preserve"> можно достичь с помощью</w:t>
-      </w:r>
-      <w:r>
-        <w:t xml:space="preserve"> </w:t>
-      </w:r>
-      <w:r>
-        <w:t xml:space="preserve">резистора </w:t>
-      </w:r>
-      <w:r>
-        <w:t>в выходн</w:t>
-      </w:r>
-      <w:r>
-        <w:t>ой</w:t>
-      </w:r>
-      <w:r>
-        <w:t xml:space="preserve"> цеп</w:t>
-      </w:r>
-      <w:r>
-        <w:t>и</w:t>
-      </w:r>
-      <w:r>
-        <w:t xml:space="preserve"> канала</w:t>
-      </w:r>
-      <w:proofErr w:type="gramStart"/>
-      <w:r>
-        <w:t xml:space="preserve"> </w:t>
-      </w:r>
-      <w:r>
-        <w:rPr>
-          <w:b/>
-        </w:rPr>
-        <w:t>С</w:t>
-      </w:r>
-      <w:proofErr w:type="gramEnd"/>
-      <w:r>
-        <w:t>, которы</w:t>
-      </w:r>
-      <w:r>
-        <w:t>й</w:t>
-      </w:r>
-      <w:r>
-        <w:t xml:space="preserve"> огранич</w:t>
-      </w:r>
-      <w:r>
-        <w:t>и</w:t>
-      </w:r>
-      <w:r>
-        <w:t xml:space="preserve">т выходной ток по величине на время необходимое для </w:t>
-      </w:r>
-      <w:r>
-        <w:t>автоматического</w:t>
-      </w:r>
-      <w:r>
-        <w:t xml:space="preserve"> </w:t>
-      </w:r>
-      <w:r>
-        <w:t>выключения источника</w:t>
-      </w:r>
-      <w:r>
-        <w:t>.</w:t>
-      </w:r>
-      <w:r>
-        <w:t xml:space="preserve"> </w:t>
+        <w:t>-</w:t>
+      </w:r>
+      <w:r>
+        <w:t xml:space="preserve"> несколько микросекунд</w:t>
+      </w:r>
+      <w:r>
+        <w:t xml:space="preserve"> для источника напряжения 3 </w:t>
+      </w:r>
+      <w:proofErr w:type="spellStart"/>
+      <w:r>
+        <w:t>кВ</w:t>
+      </w:r>
+      <w:proofErr w:type="spellEnd"/>
+      <w:r>
+        <w:t>,</w:t>
       </w:r>
     </w:p>
     <w:p>
       <w:r>
-        <w:t xml:space="preserve">Благодаря </w:t>
-      </w:r>
-      <w:r>
-        <w:t xml:space="preserve">электронному </w:t>
-      </w:r>
-      <w:r>
-        <w:t>выключению источника испытательного сигнала при превышении</w:t>
-      </w:r>
-      <w:r>
-        <w:t xml:space="preserve"> выходным</w:t>
-      </w:r>
-      <w:r>
-        <w:t xml:space="preserve"> током допустимого уровня,</w:t>
+        <w:t>- около одной микросекунды</w:t>
       </w:r>
       <w:r>
         <w:t xml:space="preserve"> </w:t>
       </w:r>
       <w:r>
-        <w:t>броски тока сверх эт</w:t>
-      </w:r>
-      <w:r>
-        <w:t>ого уровня получаютс</w:t>
-      </w:r>
-      <w:r>
-        <w:t>я короткими.</w:t>
-      </w:r>
-      <w:r>
-        <w:t xml:space="preserve"> </w:t>
-      </w:r>
-      <w:r>
-        <w:t>Э</w:t>
-      </w:r>
-      <w:r>
-        <w:t>то</w:t>
-      </w:r>
-      <w:r>
-        <w:t xml:space="preserve"> позволяет</w:t>
-      </w:r>
-      <w:r>
-        <w:t>:</w:t>
-      </w:r>
-      <w:r>
-        <w:t xml:space="preserve"> </w:t>
-      </w:r>
-      <w:r>
-        <w:t xml:space="preserve">исключить защиту обмоток трансформатора, </w:t>
-      </w:r>
-      <w:r>
-        <w:t xml:space="preserve">уменьшить мощность </w:t>
-      </w:r>
-      <w:r>
-        <w:t>резистор</w:t>
-      </w:r>
-      <w:r>
-        <w:t>ов</w:t>
-      </w:r>
-      <w:r>
-        <w:t xml:space="preserve"> </w:t>
-      </w:r>
-      <w:r>
-        <w:t>защит</w:t>
-      </w:r>
-      <w:r>
-        <w:t xml:space="preserve">ы </w:t>
-      </w:r>
-      <w:r>
-        <w:t>и допустить превышение пикового тока через элементы силовой цепи сверх допустимого для них постоянного тока в несколько раз</w:t>
-      </w:r>
-      <w:r>
+        <w:t>для источника напряжения 50 В.</w:t>
+      </w:r>
+    </w:p>
+    <w:p/>
+    <w:p>
+      <w:pPr>
+        <w:jc w:val="center"/>
+        <w:rPr>
+          <w:b/>
+        </w:rPr>
+      </w:pPr>
+      <w:r>
+        <w:rPr>
+          <w:b/>
+        </w:rPr>
+        <w:t>З</w:t>
+      </w:r>
+      <w:r>
+        <w:rPr>
+          <w:b/>
+        </w:rPr>
+        <w:t xml:space="preserve">ащита анализатора при пробое </w:t>
+      </w:r>
+      <w:r>
+        <w:rPr>
+          <w:b/>
+        </w:rPr>
+        <w:t>ОИ</w:t>
+      </w:r>
+      <w:r>
+        <w:rPr>
+          <w:b/>
+        </w:rPr>
         <w:t>.</w:t>
       </w:r>
     </w:p>
     <w:p>
       <w:r>
-        <w:t>Наиболее чувствительным (уязвимым) элементом к броскам тока</w:t>
-      </w:r>
-      <w:r>
-        <w:t xml:space="preserve"> в </w:t>
-      </w:r>
-      <w:r>
-        <w:t>данном</w:t>
-      </w:r>
-      <w:r>
-        <w:t xml:space="preserve"> случае</w:t>
-      </w:r>
-      <w:r>
-        <w:t xml:space="preserve"> являются контакты реле (герконы)</w:t>
+        <w:t>З</w:t>
+      </w:r>
+      <w:r>
+        <w:t>ащит</w:t>
+      </w:r>
+      <w:r>
+        <w:t>а</w:t>
+      </w:r>
+      <w:r>
+        <w:t xml:space="preserve"> анализатора от </w:t>
+      </w:r>
+      <w:r>
+        <w:t>перегрузки по току</w:t>
+      </w:r>
+      <w:r>
+        <w:t xml:space="preserve"> </w:t>
+      </w:r>
+      <w:r>
+        <w:t>при</w:t>
+      </w:r>
+      <w:r>
+        <w:t xml:space="preserve"> </w:t>
+      </w:r>
+      <w:r>
+        <w:t xml:space="preserve">пробое </w:t>
+      </w:r>
+      <w:r>
+        <w:t>ОИ</w:t>
+      </w:r>
+      <w:r>
+        <w:t xml:space="preserve"> </w:t>
+      </w:r>
+      <w:r>
+        <w:t>также основана на</w:t>
+      </w:r>
+      <w:r>
+        <w:t xml:space="preserve"> </w:t>
+      </w:r>
+      <w:r>
+        <w:t>электронн</w:t>
+      </w:r>
+      <w:r>
+        <w:t>ом</w:t>
+      </w:r>
+      <w:r>
+        <w:t xml:space="preserve"> выключени</w:t>
+      </w:r>
+      <w:r>
+        <w:t>и</w:t>
+      </w:r>
+      <w:r>
+        <w:t xml:space="preserve"> источника испытательного сигнала</w:t>
+      </w:r>
+      <w:r>
+        <w:t>.</w:t>
+      </w:r>
+      <w:r>
+        <w:t xml:space="preserve"> </w:t>
+      </w:r>
+      <w:r>
+        <w:t>Т</w:t>
+      </w:r>
+      <w:r>
+        <w:t>ок</w:t>
+      </w:r>
+      <w:r>
+        <w:t xml:space="preserve"> через</w:t>
+      </w:r>
+      <w:r>
+        <w:t xml:space="preserve"> пробитый</w:t>
+      </w:r>
+      <w:r>
+        <w:t xml:space="preserve"> </w:t>
+      </w:r>
+      <w:r>
+        <w:t>ОИ</w:t>
+      </w:r>
+      <w:r>
+        <w:t xml:space="preserve"> не превышает</w:t>
+      </w:r>
+      <w:r>
+        <w:t xml:space="preserve"> </w:t>
+      </w:r>
+      <w:r>
+        <w:t>допустимый</w:t>
+      </w:r>
+      <w:r>
+        <w:t xml:space="preserve"> уров</w:t>
+      </w:r>
+      <w:r>
+        <w:t>ень</w:t>
+      </w:r>
+      <w:r>
+        <w:t xml:space="preserve"> </w:t>
+      </w:r>
+      <w:r>
+        <w:t>до</w:t>
+      </w:r>
+      <w:r>
+        <w:t xml:space="preserve"> выключения </w:t>
+      </w:r>
+      <w:r>
+        <w:t>источника</w:t>
+      </w:r>
+      <w:r>
+        <w:t xml:space="preserve"> </w:t>
+      </w:r>
+      <w:r>
+        <w:t>напряжения 3 </w:t>
+      </w:r>
+      <w:proofErr w:type="spellStart"/>
+      <w:r>
+        <w:t>кВ</w:t>
+      </w:r>
+      <w:r>
+        <w:t>.</w:t>
+      </w:r>
+      <w:proofErr w:type="spellEnd"/>
+      <w:r>
+        <w:t xml:space="preserve"> </w:t>
+      </w:r>
+      <w:r>
+        <w:t xml:space="preserve">Этого </w:t>
+      </w:r>
+      <w:r>
+        <w:t>дости</w:t>
+      </w:r>
+      <w:r>
+        <w:t>г</w:t>
+      </w:r>
+      <w:r>
+        <w:t>ают</w:t>
+      </w:r>
+      <w:r>
+        <w:t xml:space="preserve"> с помощью</w:t>
+      </w:r>
+      <w:r>
+        <w:t xml:space="preserve"> дополнительных</w:t>
+      </w:r>
+      <w:r>
+        <w:t xml:space="preserve"> </w:t>
+      </w:r>
+      <w:r>
+        <w:t>резистор</w:t>
+      </w:r>
+      <w:r>
+        <w:t>ов защиты</w:t>
       </w:r>
       <w:r>
         <w:t>,</w:t>
       </w:r>
       <w:r>
-        <w:t xml:space="preserve"> которые подключ</w:t>
-      </w:r>
-      <w:r>
-        <w:t>ают</w:t>
-      </w:r>
-      <w:r>
-        <w:t xml:space="preserve"> токоизмерительны</w:t>
-      </w:r>
-      <w:r>
-        <w:t>е</w:t>
-      </w:r>
-      <w:r>
-        <w:t xml:space="preserve"> резистор</w:t>
-      </w:r>
-      <w:r>
-        <w:t>ы</w:t>
-      </w:r>
-      <w:r>
-        <w:t xml:space="preserve"> в измерителе тока</w:t>
-      </w:r>
-      <w:r>
-        <w:t>,</w:t>
-      </w:r>
-      <w:r>
-        <w:t xml:space="preserve"> и выпрямительные диоды в источнике напряжения</w:t>
-      </w:r>
-      <w:r>
-        <w:t xml:space="preserve">. </w:t>
+        <w:t xml:space="preserve"> </w:t>
+      </w:r>
+      <w:r>
+        <w:t>которы</w:t>
+      </w:r>
+      <w:r>
+        <w:t>е, в зависимости от установленного диапазона,</w:t>
+      </w:r>
+      <w:r>
+        <w:t xml:space="preserve"> огранич</w:t>
+      </w:r>
+      <w:r>
+        <w:t>и</w:t>
+      </w:r>
+      <w:r>
+        <w:t>ва</w:t>
+      </w:r>
+      <w:r>
+        <w:t>ю</w:t>
+      </w:r>
+      <w:r>
+        <w:t xml:space="preserve">т </w:t>
+      </w:r>
+      <w:r>
+        <w:t>ток через ОИ</w:t>
+      </w:r>
+      <w:r>
+        <w:t xml:space="preserve"> на время </w:t>
+      </w:r>
+      <w:r>
+        <w:t>выключения источника</w:t>
+      </w:r>
+      <w:r>
+        <w:t>.</w:t>
+      </w:r>
+      <w:r>
+        <w:t xml:space="preserve"> </w:t>
+      </w:r>
+      <w:r>
+        <w:t xml:space="preserve"> </w:t>
       </w:r>
     </w:p>
     <w:p>
       <w:r>
-        <w:t>К</w:t>
-      </w:r>
-      <w:r>
-        <w:t>оличество и номиналы резисторов защиты</w:t>
-      </w:r>
-      <w:r>
-        <w:t>, предназначенных для ограничения бросков тока через реле (герконы) на время необходимое для автоматического выключения источника сигнала,</w:t>
+        <w:t>И</w:t>
+      </w:r>
+      <w:r>
+        <w:t>сточник напряжения 50</w:t>
+      </w:r>
+      <w:proofErr w:type="gramStart"/>
+      <w:r>
+        <w:t> В</w:t>
+      </w:r>
+      <w:proofErr w:type="gramEnd"/>
+      <w:r>
+        <w:t xml:space="preserve"> при внезапном пробое </w:t>
+      </w:r>
+      <w:r>
+        <w:t xml:space="preserve">объекта </w:t>
+      </w:r>
+      <w:r>
+        <w:t>испытаний</w:t>
+      </w:r>
+      <w:r>
+        <w:t xml:space="preserve"> способен выдержать короткие</w:t>
       </w:r>
       <w:r>
         <w:t xml:space="preserve"> </w:t>
       </w:r>
       <w:r>
-        <w:t xml:space="preserve">нужно </w:t>
-      </w:r>
-      <w:r>
-        <w:t>определ</w:t>
-      </w:r>
-      <w:r>
-        <w:t>ить</w:t>
-      </w:r>
-      <w:r>
-        <w:t xml:space="preserve"> исходя из того, что канал </w:t>
-      </w:r>
-      <w:r>
-        <w:rPr>
-          <w:b/>
-        </w:rPr>
-        <w:t>С</w:t>
-      </w:r>
-      <w:r>
-        <w:t xml:space="preserve"> обеспечи</w:t>
-      </w:r>
-      <w:r>
-        <w:t>вает</w:t>
-      </w:r>
-      <w:r>
-        <w:t xml:space="preserve"> переключение </w:t>
-      </w:r>
-      <w:r>
-        <w:t>6-</w:t>
-      </w:r>
-      <w:r>
-        <w:t xml:space="preserve">ти основных диапазонов по току </w:t>
-      </w:r>
-      <w:r>
-        <w:t>для нескольких</w:t>
-      </w:r>
-      <w:r>
-        <w:t xml:space="preserve"> диапазонов напряжения (</w:t>
-      </w:r>
-      <w:r>
-        <w:t>50 В,б</w:t>
-      </w:r>
-      <w:r>
-        <w:rPr>
-          <w:bCs/>
-        </w:rPr>
-        <w:t>30</w:t>
-      </w:r>
-      <w:proofErr w:type="gramStart"/>
-      <w:r>
-        <w:rPr>
-          <w:bCs/>
-        </w:rPr>
-        <w:t xml:space="preserve"> В</w:t>
-      </w:r>
-      <w:proofErr w:type="gramEnd"/>
-      <w:r>
-        <w:rPr>
-          <w:bCs/>
-        </w:rPr>
-        <w:t>, 300 В, 3000 В</w:t>
-      </w:r>
-      <w:r>
-        <w:t xml:space="preserve">).  </w:t>
+        <w:t>броски</w:t>
+      </w:r>
+      <w:r>
+        <w:t xml:space="preserve"> </w:t>
+      </w:r>
+      <w:r>
+        <w:t>ток</w:t>
+      </w:r>
+      <w:r>
+        <w:t>а</w:t>
+      </w:r>
+      <w:r>
+        <w:t xml:space="preserve"> (&lt;1 </w:t>
+      </w:r>
+      <w:proofErr w:type="spellStart"/>
+      <w:r>
+        <w:t>мкс</w:t>
+      </w:r>
+      <w:proofErr w:type="spellEnd"/>
+      <w:r>
+        <w:t>) амплитудой в сотни ампер</w:t>
+      </w:r>
+      <w:r>
+        <w:t xml:space="preserve">. </w:t>
+      </w:r>
+      <w:r>
+        <w:t>П</w:t>
+      </w:r>
+      <w:bookmarkStart w:id="0" w:name="_GoBack"/>
+      <w:bookmarkEnd w:id="0"/>
+      <w:r>
+        <w:t>иковый ток</w:t>
+      </w:r>
+      <w:r>
+        <w:t xml:space="preserve"> </w:t>
+      </w:r>
+      <w:r>
+        <w:t>ограничен</w:t>
+      </w:r>
+      <w:r>
+        <w:t xml:space="preserve"> внутрен</w:t>
+      </w:r>
+      <w:r>
+        <w:t>ни</w:t>
+      </w:r>
+      <w:r>
+        <w:t>м сопротивлени</w:t>
+      </w:r>
+      <w:r>
+        <w:t>е</w:t>
+      </w:r>
+      <w:r>
+        <w:t>м</w:t>
+      </w:r>
+      <w:r>
+        <w:t xml:space="preserve"> элементов силовой цепи.</w:t>
+      </w:r>
+      <w:r>
+        <w:t xml:space="preserve"> </w:t>
       </w:r>
     </w:p>
     <w:p>
       <w:r>
+        <w:t xml:space="preserve"> </w:t>
+      </w:r>
+    </w:p>
+    <w:p>
+      <w:pPr>
+        <w:jc w:val="center"/>
+        <w:rPr>
+          <w:b/>
+        </w:rPr>
+      </w:pPr>
+      <w:r>
+        <w:rPr>
+          <w:b/>
+        </w:rPr>
+        <w:t>Далее рассматривается защита источника 3 </w:t>
+      </w:r>
+      <w:proofErr w:type="spellStart"/>
+      <w:r>
+        <w:rPr>
+          <w:b/>
+        </w:rPr>
+        <w:t>кВ</w:t>
+      </w:r>
+      <w:proofErr w:type="spellEnd"/>
+      <w:r>
+        <w:rPr>
+          <w:b/>
+        </w:rPr>
+        <w:t xml:space="preserve"> </w:t>
+      </w:r>
+      <w:r>
+        <w:rPr>
+          <w:b/>
+        </w:rPr>
+        <w:t>при пробое объекта тестирования</w:t>
+      </w:r>
+      <w:r>
+        <w:rPr>
+          <w:b/>
+        </w:rPr>
+        <w:t>.</w:t>
+      </w:r>
+    </w:p>
+    <w:p>
+      <w:r>
+        <w:t xml:space="preserve">Благодаря </w:t>
+      </w:r>
+      <w:r>
+        <w:t xml:space="preserve">электронному </w:t>
+      </w:r>
+      <w:r>
+        <w:t>выключению источника испытательного сигнала при превышении</w:t>
+      </w:r>
+      <w:r>
+        <w:t xml:space="preserve"> выходным</w:t>
+      </w:r>
+      <w:r>
+        <w:t xml:space="preserve"> током допустимого уровня,</w:t>
+      </w:r>
+      <w:r>
+        <w:t xml:space="preserve"> </w:t>
+      </w:r>
+      <w:r>
+        <w:t>броски тока сверх эт</w:t>
+      </w:r>
+      <w:r>
+        <w:t>ого уровня получаютс</w:t>
+      </w:r>
+      <w:r>
+        <w:t>я короткими.</w:t>
+      </w:r>
+      <w:r>
+        <w:t xml:space="preserve"> </w:t>
+      </w:r>
+      <w:r>
+        <w:t>Э</w:t>
+      </w:r>
+      <w:r>
+        <w:t>то</w:t>
+      </w:r>
+      <w:r>
+        <w:t xml:space="preserve"> позволяет</w:t>
+      </w:r>
+      <w:r>
+        <w:t>:</w:t>
+      </w:r>
+      <w:r>
+        <w:t xml:space="preserve"> </w:t>
+      </w:r>
+      <w:r>
+        <w:t xml:space="preserve">исключить защиту обмоток трансформатора, </w:t>
+      </w:r>
+      <w:r>
+        <w:t xml:space="preserve">уменьшить мощность </w:t>
+      </w:r>
+      <w:r>
+        <w:t>резистор</w:t>
+      </w:r>
+      <w:r>
+        <w:t>ов</w:t>
+      </w:r>
+      <w:r>
+        <w:t xml:space="preserve"> </w:t>
+      </w:r>
+      <w:r>
+        <w:t>защит</w:t>
+      </w:r>
+      <w:r>
+        <w:t xml:space="preserve">ы </w:t>
+      </w:r>
+      <w:r>
+        <w:t>и допустить превышение пикового тока через элементы силовой цепи сверх допустимого для них постоянного тока в несколько раз</w:t>
+      </w:r>
+      <w:r>
+        <w:t>.</w:t>
+      </w:r>
+    </w:p>
+    <w:p>
+      <w:r>
+        <w:t>Наиболее чувствительным (уязвимым) элементом к броскам тока</w:t>
+      </w:r>
+      <w:r>
+        <w:t xml:space="preserve"> в </w:t>
+      </w:r>
+      <w:r>
+        <w:t>данном</w:t>
+      </w:r>
+      <w:r>
+        <w:t xml:space="preserve"> случае</w:t>
+      </w:r>
+      <w:r>
+        <w:t xml:space="preserve"> являются контакты реле (герконы)</w:t>
+      </w:r>
+      <w:r>
+        <w:t>,</w:t>
+      </w:r>
+      <w:r>
+        <w:t xml:space="preserve"> которые подключ</w:t>
+      </w:r>
+      <w:r>
+        <w:t>ают</w:t>
+      </w:r>
+      <w:r>
+        <w:t xml:space="preserve"> токоизмерительны</w:t>
+      </w:r>
+      <w:r>
+        <w:t>е</w:t>
+      </w:r>
+      <w:r>
+        <w:t xml:space="preserve"> резистор</w:t>
+      </w:r>
+      <w:r>
+        <w:t>ы</w:t>
+      </w:r>
+      <w:r>
+        <w:t xml:space="preserve"> в измерителе тока</w:t>
+      </w:r>
+      <w:r>
+        <w:t>,</w:t>
+      </w:r>
+      <w:r>
+        <w:t xml:space="preserve"> и выпрямительные диоды в источнике напряжения</w:t>
+      </w:r>
+      <w:r>
+        <w:t xml:space="preserve"> 3 </w:t>
+      </w:r>
+      <w:proofErr w:type="spellStart"/>
+      <w:r>
+        <w:t>кВ</w:t>
+      </w:r>
+      <w:r>
+        <w:t>.</w:t>
+      </w:r>
+      <w:proofErr w:type="spellEnd"/>
+      <w:r>
+        <w:t xml:space="preserve"> </w:t>
+      </w:r>
+    </w:p>
+    <w:p>
+      <w:r>
+        <w:t>К</w:t>
+      </w:r>
+      <w:r>
+        <w:t>оличество и номиналы резисторов защиты</w:t>
+      </w:r>
+      <w:r>
+        <w:t>, предназначенных для ограничения бросков тока через реле (герконы) на время необходимое для автоматического выключения источника сигнала,</w:t>
+      </w:r>
+      <w:r>
+        <w:t xml:space="preserve"> </w:t>
+      </w:r>
+      <w:r>
+        <w:t>м</w:t>
+      </w:r>
+      <w:r>
+        <w:t>о</w:t>
+      </w:r>
+      <w:r>
+        <w:t xml:space="preserve">жно </w:t>
+      </w:r>
+      <w:r>
+        <w:t>определ</w:t>
+      </w:r>
+      <w:r>
+        <w:t>ить</w:t>
+      </w:r>
+      <w:r>
+        <w:t xml:space="preserve"> исходя из того, что канал </w:t>
+      </w:r>
+      <w:r>
+        <w:rPr>
+          <w:b/>
+        </w:rPr>
+        <w:t>С</w:t>
+      </w:r>
+      <w:r>
+        <w:t xml:space="preserve"> обеспечи</w:t>
+      </w:r>
+      <w:r>
+        <w:t>вает</w:t>
+      </w:r>
+      <w:r>
+        <w:t xml:space="preserve"> переключение </w:t>
+      </w:r>
+      <w:r>
+        <w:t>6-</w:t>
+      </w:r>
+      <w:r>
+        <w:t xml:space="preserve">ти основных диапазонов по току </w:t>
+      </w:r>
+      <w:r>
+        <w:t>для нескольких</w:t>
+      </w:r>
+      <w:r>
+        <w:t xml:space="preserve"> диапазонов напряжения (</w:t>
+      </w:r>
+      <w:r>
+        <w:t>50 В,б</w:t>
+      </w:r>
+      <w:r>
+        <w:rPr>
+          <w:bCs/>
+        </w:rPr>
+        <w:t>30</w:t>
+      </w:r>
+      <w:proofErr w:type="gramStart"/>
+      <w:r>
+        <w:rPr>
+          <w:bCs/>
+        </w:rPr>
+        <w:t xml:space="preserve"> В</w:t>
+      </w:r>
+      <w:proofErr w:type="gramEnd"/>
+      <w:r>
+        <w:rPr>
+          <w:bCs/>
+        </w:rPr>
+        <w:t>, 300 В, 3000 В</w:t>
+      </w:r>
+      <w:r>
+        <w:t xml:space="preserve">).  </w:t>
+      </w:r>
+    </w:p>
+    <w:p>
+      <w:r>
         <w:t>Следует учесть</w:t>
       </w:r>
       <w:r>
@@ -393,21 +873,33 @@
         <w:t xml:space="preserve"> </w:t>
       </w:r>
       <w:r>
-        <w:t>в выходной цепи канала</w:t>
-      </w:r>
-      <w:proofErr w:type="gramStart"/>
-      <w:r>
-        <w:t xml:space="preserve"> С</w:t>
-      </w:r>
-      <w:proofErr w:type="gramEnd"/>
-      <w:r>
-        <w:t xml:space="preserve"> уже имеются резисторы для преобразования выходного тока в напряжение, которые вносят свой вклад в защит</w:t>
+        <w:t>в выходной цепи канала С уже имеются резисторы для преобразования выходного тока в напряжение, которые вносят свой вклад в защит</w:t>
       </w:r>
       <w:r>
         <w:t>у</w:t>
       </w:r>
       <w:r>
-        <w:t xml:space="preserve"> анализатора. </w:t>
+        <w:t xml:space="preserve"> </w:t>
+      </w:r>
+      <w:r>
+        <w:t>источник</w:t>
+      </w:r>
+      <w:r>
+        <w:t>а</w:t>
+      </w:r>
+      <w:r>
+        <w:t xml:space="preserve"> напряжения 3 </w:t>
+      </w:r>
+      <w:proofErr w:type="spellStart"/>
+      <w:r>
+        <w:t>кВ</w:t>
+      </w:r>
+      <w:r>
+        <w:t>.</w:t>
+      </w:r>
+      <w:proofErr w:type="spellEnd"/>
+      <w:r>
+        <w:t xml:space="preserve"> </w:t>
       </w:r>
       <w:r>
         <w:t>Применение</w:t>
@@ -612,15 +1104,7 @@
         <w:t xml:space="preserve"> </w:t>
       </w:r>
       <w:r>
-        <w:t>составляет 1</w:t>
-      </w:r>
-      <w:proofErr w:type="gramStart"/>
-      <w:r>
-        <w:t> А</w:t>
-      </w:r>
-      <w:proofErr w:type="gramEnd"/>
-      <w:r>
-        <w:t xml:space="preserve">, </w:t>
+        <w:t xml:space="preserve">составляет 1 А, </w:t>
       </w:r>
     </w:p>
     <w:p>
@@ -885,6 +1369,7 @@
     </w:p>
     <w:p>
       <w:pPr>
+        <w:jc w:val="center"/>
         <w:rPr>
           <w:bCs/>
         </w:rPr>
@@ -973,6 +1458,70 @@
           <w:bCs/>
         </w:rPr>
         <w:t xml:space="preserve">тока, </w:t>
+      </w:r>
+      <w:r>
+        <w:rPr>
+          <w:bCs/>
+        </w:rPr>
+        <w:t xml:space="preserve">то есть </w:t>
+      </w:r>
+      <w:r>
+        <w:rPr>
+          <w:b/>
+          <w:bCs/>
+        </w:rPr>
+        <w:t xml:space="preserve"> </w:t>
+      </w:r>
+      <w:r>
+        <w:rPr>
+          <w:b/>
+          <w:bCs/>
+          <w:u w:val="single"/>
+        </w:rPr>
+        <w:t>2</w:t>
+      </w:r>
+      <w:proofErr w:type="gramStart"/>
+      <w:r>
+        <w:rPr>
+          <w:b/>
+          <w:bCs/>
+          <w:u w:val="single"/>
+        </w:rPr>
+        <w:t> А</w:t>
+      </w:r>
+      <w:proofErr w:type="gramEnd"/>
+      <w:r>
+        <w:rPr>
+          <w:b/>
+          <w:bCs/>
+          <w:u w:val="single"/>
+        </w:rPr>
+        <w:t xml:space="preserve">÷20 А, </w:t>
+      </w:r>
+      <w:r>
+        <w:rPr>
+          <w:bCs/>
+        </w:rPr>
+        <w:t>соответственно</w:t>
+      </w:r>
+      <w:r>
+        <w:rPr>
+          <w:bCs/>
+        </w:rPr>
+        <w:t>.</w:t>
+      </w:r>
+      <w:r>
+        <w:rPr>
+          <w:bCs/>
+        </w:rPr>
+        <w:t xml:space="preserve"> </w:t>
+      </w:r>
+      <w:r>
+        <w:rPr>
+          <w:b/>
+          <w:bCs/>
+        </w:rPr>
+        <w:t>(1)</w:t>
       </w:r>
     </w:p>
     <w:p>
@@ -980,66 +1529,70 @@
         <w:jc w:val="center"/>
         <w:rPr>
           <w:bCs/>
-          <w:sz w:val="32"/>
-          <w:szCs w:val="32"/>
         </w:rPr>
       </w:pPr>
       <w:r>
         <w:rPr>
           <w:bCs/>
-          <w:sz w:val="32"/>
-          <w:szCs w:val="32"/>
-        </w:rPr>
-        <w:t xml:space="preserve">то есть </w:t>
+        </w:rPr>
+        <w:t xml:space="preserve">Это и </w:t>
+      </w:r>
+      <w:r>
+        <w:rPr>
+          <w:bCs/>
+        </w:rPr>
+        <w:t>есть</w:t>
+      </w:r>
+      <w:r>
+        <w:rPr>
+          <w:bCs/>
+        </w:rPr>
+        <w:t xml:space="preserve"> </w:t>
       </w:r>
       <w:r>
         <w:rPr>
           <w:b/>
           <w:bCs/>
-          <w:sz w:val="32"/>
-          <w:szCs w:val="32"/>
-        </w:rPr>
-        <w:t xml:space="preserve"> </w:t>
+        </w:rPr>
+        <w:t>условие</w:t>
       </w:r>
       <w:r>
         <w:rPr>
           <w:b/>
           <w:bCs/>
-          <w:sz w:val="32"/>
-          <w:szCs w:val="32"/>
-          <w:u w:val="single"/>
-        </w:rPr>
-        <w:t>2</w:t>
-      </w:r>
-      <w:proofErr w:type="gramStart"/>
+        </w:rPr>
+        <w:t xml:space="preserve"> </w:t>
+      </w:r>
+      <w:r>
+        <w:rPr>
+          <w:bCs/>
+        </w:rPr>
+        <w:t>для</w:t>
+      </w:r>
       <w:r>
         <w:rPr>
           <w:b/>
           <w:bCs/>
-          <w:sz w:val="32"/>
-          <w:szCs w:val="32"/>
-          <w:u w:val="single"/>
-        </w:rPr>
-        <w:t> А</w:t>
-      </w:r>
-      <w:proofErr w:type="gramEnd"/>
-      <w:r>
-        <w:rPr>
-          <w:b/>
+        </w:rPr>
+        <w:t xml:space="preserve"> </w:t>
+      </w:r>
+      <w:r>
+        <w:rPr>
           <w:bCs/>
-          <w:sz w:val="32"/>
-          <w:szCs w:val="32"/>
-          <w:u w:val="single"/>
-        </w:rPr>
-        <w:t xml:space="preserve">÷20 А, </w:t>
+        </w:rPr>
+        <w:t>расчет</w:t>
       </w:r>
       <w:r>
         <w:rPr>
           <w:bCs/>
-          <w:sz w:val="32"/>
-          <w:szCs w:val="32"/>
-        </w:rPr>
-        <w:t>соответственно.</w:t>
+        </w:rPr>
+        <w:t>а</w:t>
+      </w:r>
+      <w:r>
+        <w:rPr>
+          <w:bCs/>
+        </w:rPr>
+        <w:t xml:space="preserve"> резисторов защиты.</w:t>
       </w:r>
     </w:p>
     <w:p>
@@ -1050,80 +1603,6 @@
           <w:bCs/>
         </w:rPr>
       </w:pPr>
-      <w:r>
-        <w:rPr>
-          <w:bCs/>
-          <w:sz w:val="32"/>
-          <w:szCs w:val="32"/>
-        </w:rPr>
-        <w:t>Э</w:t>
-      </w:r>
-      <w:r>
-        <w:rPr>
-          <w:bCs/>
-          <w:sz w:val="32"/>
-          <w:szCs w:val="32"/>
-        </w:rPr>
-        <w:t>то</w:t>
-      </w:r>
-      <w:r>
-        <w:rPr>
-          <w:b/>
-          <w:bCs/>
-          <w:sz w:val="32"/>
-          <w:szCs w:val="32"/>
-        </w:rPr>
-        <w:t xml:space="preserve"> УСЛОВИЕ </w:t>
-      </w:r>
-      <w:r>
-        <w:rPr>
-          <w:bCs/>
-          <w:sz w:val="32"/>
-          <w:szCs w:val="32"/>
-        </w:rPr>
-        <w:t>расчет</w:t>
-      </w:r>
-      <w:r>
-        <w:rPr>
-          <w:bCs/>
-          <w:sz w:val="32"/>
-          <w:szCs w:val="32"/>
-        </w:rPr>
-        <w:t>а</w:t>
-      </w:r>
-      <w:r>
-        <w:rPr>
-          <w:bCs/>
-          <w:sz w:val="32"/>
-          <w:szCs w:val="32"/>
-        </w:rPr>
-        <w:t xml:space="preserve"> резисторов защиты.</w:t>
-      </w:r>
-      <w:r>
-        <w:rPr>
-          <w:b/>
-          <w:bCs/>
-          <w:sz w:val="32"/>
-          <w:szCs w:val="32"/>
-        </w:rPr>
-        <w:t xml:space="preserve">         </w:t>
-      </w:r>
-      <w:r>
-        <w:rPr>
-          <w:b/>
-          <w:bCs/>
-          <w:sz w:val="32"/>
-          <w:szCs w:val="32"/>
-        </w:rPr>
-        <w:t xml:space="preserve"> (1</w:t>
-      </w:r>
-      <w:r>
-        <w:rPr>
-          <w:b/>
-          <w:bCs/>
-        </w:rPr>
-        <w:t>)</w:t>
-      </w:r>
     </w:p>
     <w:p>
       <w:pPr>
@@ -1135,13 +1614,20 @@
         <w:rPr>
           <w:bCs/>
         </w:rPr>
-        <w:t>В таблице 1 приведены</w:t>
+        <w:lastRenderedPageBreak/>
+        <w:t xml:space="preserve">В таблице 1 </w:t>
       </w:r>
       <w:r>
         <w:rPr>
           <w:bCs/>
         </w:rPr>
-        <w:t xml:space="preserve">  максимальные значения тока в диапазонах напряжения источника напряжения 3 </w:t>
+        <w:t>приведены максимальные</w:t>
+      </w:r>
+      <w:r>
+        <w:rPr>
+          <w:bCs/>
+        </w:rPr>
+        <w:t xml:space="preserve"> значения тока в диапазонах напряжения источника напряжения 3 </w:t>
       </w:r>
       <w:proofErr w:type="spellStart"/>
       <w:r>
@@ -1323,53 +1809,33 @@
                 <w:sz w:val="20"/>
                 <w:szCs w:val="20"/>
               </w:rPr>
-              <w:t>30</w:t>
-            </w:r>
-            <w:proofErr w:type="gramStart"/>
-            <w:r>
+              <w:t>30 В</w:t>
+            </w:r>
+          </w:p>
+        </w:tc>
+        <w:tc>
+          <w:tcPr>
+            <w:tcW w:w="2835" w:type="dxa"/>
+          </w:tcPr>
+          <w:p>
+            <w:pPr>
+              <w:spacing w:line="276" w:lineRule="auto"/>
+              <w:ind w:firstLine="0"/>
+              <w:jc w:val="center"/>
               <w:rPr>
                 <w:bCs/>
                 <w:sz w:val="20"/>
                 <w:szCs w:val="20"/>
               </w:rPr>
-              <w:t xml:space="preserve"> В</w:t>
-            </w:r>
-            <w:proofErr w:type="gramEnd"/>
-          </w:p>
-        </w:tc>
-        <w:tc>
-          <w:tcPr>
-            <w:tcW w:w="2835" w:type="dxa"/>
-          </w:tcPr>
-          <w:p>
-            <w:pPr>
-              <w:spacing w:line="276" w:lineRule="auto"/>
-              <w:ind w:firstLine="0"/>
-              <w:jc w:val="center"/>
+            </w:pPr>
+            <w:r>
               <w:rPr>
                 <w:bCs/>
                 <w:sz w:val="20"/>
                 <w:szCs w:val="20"/>
               </w:rPr>
-            </w:pPr>
-            <w:r>
-              <w:rPr>
-                <w:bCs/>
-                <w:sz w:val="20"/>
-                <w:szCs w:val="20"/>
-              </w:rPr>
-              <w:t>5</w:t>
-            </w:r>
-            <w:proofErr w:type="gramStart"/>
-            <w:r>
-              <w:rPr>
-                <w:bCs/>
-                <w:sz w:val="20"/>
-                <w:szCs w:val="20"/>
-              </w:rPr>
-              <w:t> А</w:t>
-            </w:r>
-            <w:proofErr w:type="gramEnd"/>
+              <w:t>5 А</w:t>
+            </w:r>
           </w:p>
         </w:tc>
         <w:tc>
@@ -1436,53 +1902,33 @@
                 <w:sz w:val="20"/>
                 <w:szCs w:val="20"/>
               </w:rPr>
-              <w:t>300</w:t>
-            </w:r>
-            <w:proofErr w:type="gramStart"/>
-            <w:r>
+              <w:t>300 В</w:t>
+            </w:r>
+          </w:p>
+        </w:tc>
+        <w:tc>
+          <w:tcPr>
+            <w:tcW w:w="2835" w:type="dxa"/>
+          </w:tcPr>
+          <w:p>
+            <w:pPr>
+              <w:spacing w:line="276" w:lineRule="auto"/>
+              <w:ind w:firstLine="0"/>
+              <w:jc w:val="center"/>
               <w:rPr>
                 <w:bCs/>
                 <w:sz w:val="20"/>
                 <w:szCs w:val="20"/>
               </w:rPr>
-              <w:t xml:space="preserve"> В</w:t>
-            </w:r>
-            <w:proofErr w:type="gramEnd"/>
-          </w:p>
-        </w:tc>
-        <w:tc>
-          <w:tcPr>
-            <w:tcW w:w="2835" w:type="dxa"/>
-          </w:tcPr>
-          <w:p>
-            <w:pPr>
-              <w:spacing w:line="276" w:lineRule="auto"/>
-              <w:ind w:firstLine="0"/>
-              <w:jc w:val="center"/>
+            </w:pPr>
+            <w:r>
               <w:rPr>
                 <w:bCs/>
                 <w:sz w:val="20"/>
                 <w:szCs w:val="20"/>
               </w:rPr>
-            </w:pPr>
-            <w:r>
-              <w:rPr>
-                <w:bCs/>
-                <w:sz w:val="20"/>
-                <w:szCs w:val="20"/>
-              </w:rPr>
-              <w:t>0,5</w:t>
-            </w:r>
-            <w:proofErr w:type="gramStart"/>
-            <w:r>
-              <w:rPr>
-                <w:bCs/>
-                <w:sz w:val="20"/>
-                <w:szCs w:val="20"/>
-              </w:rPr>
-              <w:t> А</w:t>
-            </w:r>
-            <w:proofErr w:type="gramEnd"/>
+              <w:t>0,5 А</w:t>
+            </w:r>
           </w:p>
         </w:tc>
         <w:tc>
@@ -1549,60 +1995,32 @@
                 <w:sz w:val="20"/>
                 <w:szCs w:val="20"/>
               </w:rPr>
-              <w:t>3000</w:t>
-            </w:r>
-            <w:proofErr w:type="gramStart"/>
-            <w:r>
+              <w:t>3000 В</w:t>
+            </w:r>
+          </w:p>
+        </w:tc>
+        <w:tc>
+          <w:tcPr>
+            <w:tcW w:w="2835" w:type="dxa"/>
+          </w:tcPr>
+          <w:p>
+            <w:pPr>
+              <w:spacing w:line="276" w:lineRule="auto"/>
+              <w:ind w:firstLine="0"/>
+              <w:jc w:val="center"/>
               <w:rPr>
                 <w:bCs/>
                 <w:sz w:val="20"/>
                 <w:szCs w:val="20"/>
               </w:rPr>
-              <w:t xml:space="preserve"> В</w:t>
-            </w:r>
-            <w:proofErr w:type="gramEnd"/>
-          </w:p>
-        </w:tc>
-        <w:tc>
-          <w:tcPr>
-            <w:tcW w:w="2835" w:type="dxa"/>
-          </w:tcPr>
-          <w:p>
-            <w:pPr>
-              <w:spacing w:line="276" w:lineRule="auto"/>
-              <w:ind w:firstLine="0"/>
-              <w:jc w:val="center"/>
+            </w:pPr>
+            <w:r>
               <w:rPr>
                 <w:bCs/>
                 <w:sz w:val="20"/>
                 <w:szCs w:val="20"/>
               </w:rPr>
-            </w:pPr>
-            <w:r>
-              <w:rPr>
-                <w:bCs/>
-                <w:sz w:val="20"/>
-                <w:szCs w:val="20"/>
-              </w:rPr>
-              <w:t>0,05</w:t>
-            </w:r>
-            <w:proofErr w:type="gramStart"/>
-            <w:r>
-              <w:rPr>
-                <w:bCs/>
-                <w:sz w:val="20"/>
-                <w:szCs w:val="20"/>
-              </w:rPr>
-              <w:t> А</w:t>
-            </w:r>
-            <w:proofErr w:type="gramEnd"/>
-            <w:r>
-              <w:rPr>
-                <w:bCs/>
-                <w:sz w:val="20"/>
-                <w:szCs w:val="20"/>
-              </w:rPr>
-              <w:t xml:space="preserve"> </w:t>
+              <w:t xml:space="preserve">0,05 А </w:t>
             </w:r>
           </w:p>
         </w:tc>
@@ -1656,160 +2074,19 @@
           <w:bCs/>
         </w:rPr>
       </w:pPr>
-      <w:r>
-        <w:rPr>
-          <w:bCs/>
-        </w:rPr>
-        <w:t>В таблице 2 приведены  диапазоны тока измерителя тока.</w:t>
-      </w:r>
     </w:p>
     <w:p>
       <w:pPr>
-        <w:rPr>
-          <w:sz w:val="22"/>
-          <w:szCs w:val="22"/>
+        <w:spacing w:line="276" w:lineRule="auto"/>
+        <w:rPr>
+          <w:bCs/>
         </w:rPr>
       </w:pPr>
       <w:r>
         <w:rPr>
-          <w:sz w:val="22"/>
-          <w:szCs w:val="22"/>
-        </w:rPr>
-        <w:t>Пределы</w:t>
-      </w:r>
-      <w:r>
-        <w:rPr>
-          <w:sz w:val="22"/>
-          <w:szCs w:val="22"/>
-        </w:rPr>
-        <w:t xml:space="preserve"> измерения (</w:t>
-      </w:r>
-      <w:r>
-        <w:rPr>
-          <w:b/>
-          <w:sz w:val="22"/>
-          <w:szCs w:val="22"/>
-        </w:rPr>
-        <w:t>200</w:t>
-      </w:r>
-      <w:proofErr w:type="gramStart"/>
-      <w:r>
-        <w:rPr>
-          <w:b/>
-          <w:sz w:val="22"/>
-          <w:szCs w:val="22"/>
-        </w:rPr>
-        <w:t> А</w:t>
-      </w:r>
-      <w:proofErr w:type="gramEnd"/>
-      <w:r>
-        <w:rPr>
-          <w:b/>
-          <w:sz w:val="22"/>
-          <w:szCs w:val="22"/>
-        </w:rPr>
-        <w:t>, 5 А, 200 мА</w:t>
-      </w:r>
-      <w:r>
-        <w:rPr>
-          <w:b/>
-          <w:sz w:val="22"/>
-          <w:szCs w:val="22"/>
-        </w:rPr>
-        <w:t>,</w:t>
-      </w:r>
-      <w:r>
-        <w:rPr>
-          <w:b/>
-          <w:sz w:val="22"/>
-          <w:szCs w:val="22"/>
-        </w:rPr>
-        <w:t xml:space="preserve"> </w:t>
-      </w:r>
-      <w:r>
-        <w:rPr>
-          <w:b/>
-          <w:sz w:val="22"/>
-          <w:szCs w:val="22"/>
-        </w:rPr>
-        <w:t>2 мА, 20 мкА, 200 нА</w:t>
-      </w:r>
-      <w:r>
-        <w:rPr>
-          <w:sz w:val="22"/>
-          <w:szCs w:val="22"/>
-        </w:rPr>
-        <w:t xml:space="preserve">) </w:t>
-      </w:r>
-      <w:r>
-        <w:rPr>
-          <w:sz w:val="22"/>
-          <w:szCs w:val="22"/>
-        </w:rPr>
-        <w:t xml:space="preserve">задают </w:t>
-      </w:r>
-      <w:r>
-        <w:rPr>
-          <w:sz w:val="22"/>
-          <w:szCs w:val="22"/>
-        </w:rPr>
-        <w:t xml:space="preserve"> </w:t>
-      </w:r>
-      <w:r>
-        <w:rPr>
-          <w:sz w:val="22"/>
-          <w:szCs w:val="22"/>
-        </w:rPr>
-        <w:t>величиной токоизмерительного</w:t>
-      </w:r>
-      <w:r>
-        <w:rPr>
-          <w:sz w:val="22"/>
-          <w:szCs w:val="22"/>
-        </w:rPr>
-        <w:t xml:space="preserve"> </w:t>
-      </w:r>
-      <w:r>
-        <w:rPr>
-          <w:sz w:val="22"/>
-          <w:szCs w:val="22"/>
-        </w:rPr>
-        <w:t>резистора</w:t>
-      </w:r>
-      <w:r>
-        <w:rPr>
-          <w:sz w:val="22"/>
-          <w:szCs w:val="22"/>
-        </w:rPr>
-        <w:t>. В</w:t>
-      </w:r>
-      <w:r>
-        <w:rPr>
-          <w:sz w:val="22"/>
-          <w:szCs w:val="22"/>
-        </w:rPr>
-        <w:t xml:space="preserve"> таблице</w:t>
-      </w:r>
-      <w:r>
-        <w:rPr>
-          <w:sz w:val="22"/>
-          <w:szCs w:val="22"/>
-        </w:rPr>
-        <w:t xml:space="preserve"> 2</w:t>
-      </w:r>
-      <w:r>
-        <w:rPr>
-          <w:sz w:val="22"/>
-          <w:szCs w:val="22"/>
-        </w:rPr>
-        <w:t xml:space="preserve"> они</w:t>
-      </w:r>
-      <w:r>
-        <w:rPr>
-          <w:sz w:val="22"/>
-          <w:szCs w:val="22"/>
-        </w:rPr>
-        <w:t xml:space="preserve"> выделены сплошными линиями. </w:t>
+          <w:bCs/>
+        </w:rPr>
+        <w:t>В таблице 2 приведены  диапазоны тока измерителя тока.</w:t>
       </w:r>
     </w:p>
     <w:p>
@@ -1824,11 +2101,27 @@
           <w:sz w:val="22"/>
           <w:szCs w:val="22"/>
         </w:rPr>
-        <w:t>Поддиапазоны (5</w:t>
+        <w:t>Пределы</w:t>
+      </w:r>
+      <w:r>
+        <w:rPr>
+          <w:sz w:val="22"/>
+          <w:szCs w:val="22"/>
+        </w:rPr>
+        <w:t xml:space="preserve"> измерения (</w:t>
+      </w:r>
+      <w:r>
+        <w:rPr>
+          <w:b/>
+          <w:sz w:val="22"/>
+          <w:szCs w:val="22"/>
+        </w:rPr>
+        <w:t>200</w:t>
       </w:r>
       <w:proofErr w:type="gramStart"/>
       <w:r>
         <w:rPr>
+          <w:b/>
           <w:sz w:val="22"/>
           <w:szCs w:val="22"/>
         </w:rPr>
@@ -1837,27 +2130,23 @@
       <w:proofErr w:type="gramEnd"/>
       <w:r>
         <w:rPr>
-          <w:sz w:val="22"/>
-          <w:szCs w:val="22"/>
-        </w:rPr>
-        <w:t>, 2 А, 1 А, 0,5 А</w:t>
-      </w:r>
-      <w:r>
-        <w:rPr>
-          <w:sz w:val="22"/>
-          <w:szCs w:val="22"/>
-        </w:rPr>
-        <w:t>, 0,2 А</w:t>
-      </w:r>
-      <w:r>
-        <w:rPr>
-          <w:sz w:val="22"/>
-          <w:szCs w:val="22"/>
-        </w:rPr>
-        <w:t xml:space="preserve"> и т.д.) задают с помощью</w:t>
-      </w:r>
-      <w:r>
-        <w:rPr>
+          <w:b/>
+          <w:sz w:val="22"/>
+          <w:szCs w:val="22"/>
+        </w:rPr>
+        <w:t>, 5 А, 200 мА</w:t>
+      </w:r>
+      <w:r>
+        <w:rPr>
+          <w:b/>
+          <w:sz w:val="22"/>
+          <w:szCs w:val="22"/>
+        </w:rPr>
+        <w:t>,</w:t>
+      </w:r>
+      <w:r>
+        <w:rPr>
+          <w:b/>
           <w:sz w:val="22"/>
           <w:szCs w:val="22"/>
         </w:rPr>
@@ -1865,24 +2154,25 @@
       </w:r>
       <w:r>
         <w:rPr>
-          <w:sz w:val="22"/>
-          <w:szCs w:val="22"/>
-        </w:rPr>
-        <w:t>коэффициент</w:t>
-      </w:r>
-      <w:r>
-        <w:rPr>
-          <w:sz w:val="22"/>
-          <w:szCs w:val="22"/>
-        </w:rPr>
-        <w:t>а</w:t>
-      </w:r>
-      <w:r>
-        <w:rPr>
-          <w:sz w:val="22"/>
-          <w:szCs w:val="22"/>
-        </w:rPr>
-        <w:t xml:space="preserve"> усиления</w:t>
+          <w:b/>
+          <w:sz w:val="22"/>
+          <w:szCs w:val="22"/>
+        </w:rPr>
+        <w:t>2 мА, 20 мкА, 200 нА</w:t>
+      </w:r>
+      <w:r>
+        <w:rPr>
+          <w:sz w:val="22"/>
+          <w:szCs w:val="22"/>
+        </w:rPr>
+        <w:t xml:space="preserve">) </w:t>
+      </w:r>
+      <w:r>
+        <w:rPr>
+          <w:sz w:val="22"/>
+          <w:szCs w:val="22"/>
+        </w:rPr>
+        <w:t xml:space="preserve">задают </w:t>
       </w:r>
       <w:r>
         <w:rPr>
@@ -1896,31 +2186,150 @@
           <w:sz w:val="22"/>
           <w:szCs w:val="22"/>
         </w:rPr>
-        <w:t>сигнала</w:t>
-      </w:r>
-      <w:r>
-        <w:rPr>
-          <w:sz w:val="22"/>
-          <w:szCs w:val="22"/>
-        </w:rPr>
-        <w:t xml:space="preserve"> на входе АЦП</w:t>
-      </w:r>
-      <w:r>
-        <w:rPr>
-          <w:sz w:val="22"/>
-          <w:szCs w:val="22"/>
-        </w:rPr>
-        <w:t>.</w:t>
+        <w:t>величиной токоизмерительного</w:t>
+      </w:r>
+      <w:r>
+        <w:rPr>
+          <w:sz w:val="22"/>
+          <w:szCs w:val="22"/>
+        </w:rPr>
+        <w:t xml:space="preserve"> </w:t>
+      </w:r>
+      <w:r>
+        <w:rPr>
+          <w:sz w:val="22"/>
+          <w:szCs w:val="22"/>
+        </w:rPr>
+        <w:t>резистора</w:t>
+      </w:r>
+      <w:r>
+        <w:rPr>
+          <w:sz w:val="22"/>
+          <w:szCs w:val="22"/>
+        </w:rPr>
+        <w:t>. В</w:t>
+      </w:r>
+      <w:r>
+        <w:rPr>
+          <w:sz w:val="22"/>
+          <w:szCs w:val="22"/>
+        </w:rPr>
+        <w:t xml:space="preserve"> таблице</w:t>
+      </w:r>
+      <w:r>
+        <w:rPr>
+          <w:sz w:val="22"/>
+          <w:szCs w:val="22"/>
+        </w:rPr>
+        <w:t xml:space="preserve"> 2</w:t>
+      </w:r>
+      <w:r>
+        <w:rPr>
+          <w:sz w:val="22"/>
+          <w:szCs w:val="22"/>
+        </w:rPr>
+        <w:t xml:space="preserve"> они</w:t>
+      </w:r>
+      <w:r>
+        <w:rPr>
+          <w:sz w:val="22"/>
+          <w:szCs w:val="22"/>
+        </w:rPr>
+        <w:t xml:space="preserve"> выделены сплошными линиями. </w:t>
       </w:r>
     </w:p>
     <w:p>
       <w:pPr>
         <w:rPr>
+          <w:sz w:val="22"/>
+          <w:szCs w:val="22"/>
+        </w:rPr>
+      </w:pPr>
+      <w:r>
+        <w:rPr>
+          <w:sz w:val="22"/>
+          <w:szCs w:val="22"/>
+        </w:rPr>
+        <w:t>Поддиапазоны (5 А, 2 А, 1 А, 0,5 А</w:t>
+      </w:r>
+      <w:r>
+        <w:rPr>
+          <w:sz w:val="22"/>
+          <w:szCs w:val="22"/>
+        </w:rPr>
+        <w:t>, 0,2 А</w:t>
+      </w:r>
+      <w:r>
+        <w:rPr>
+          <w:sz w:val="22"/>
+          <w:szCs w:val="22"/>
+        </w:rPr>
+        <w:t xml:space="preserve"> и т.д.) задают с помощью</w:t>
+      </w:r>
+      <w:r>
+        <w:rPr>
+          <w:sz w:val="22"/>
+          <w:szCs w:val="22"/>
+        </w:rPr>
+        <w:t xml:space="preserve"> </w:t>
+      </w:r>
+      <w:r>
+        <w:rPr>
+          <w:sz w:val="22"/>
+          <w:szCs w:val="22"/>
+        </w:rPr>
+        <w:t>коэффициент</w:t>
+      </w:r>
+      <w:r>
+        <w:rPr>
+          <w:sz w:val="22"/>
+          <w:szCs w:val="22"/>
+        </w:rPr>
+        <w:t>а</w:t>
+      </w:r>
+      <w:r>
+        <w:rPr>
+          <w:sz w:val="22"/>
+          <w:szCs w:val="22"/>
+        </w:rPr>
+        <w:t xml:space="preserve"> усиления</w:t>
+      </w:r>
+      <w:r>
+        <w:rPr>
+          <w:sz w:val="22"/>
+          <w:szCs w:val="22"/>
+        </w:rPr>
+        <w:t xml:space="preserve"> </w:t>
+      </w:r>
+      <w:r>
+        <w:rPr>
+          <w:sz w:val="22"/>
+          <w:szCs w:val="22"/>
+        </w:rPr>
+        <w:t>сигнала</w:t>
+      </w:r>
+      <w:r>
+        <w:rPr>
+          <w:sz w:val="22"/>
+          <w:szCs w:val="22"/>
+        </w:rPr>
+        <w:t xml:space="preserve"> на входе АЦП</w:t>
+      </w:r>
+      <w:r>
+        <w:rPr>
+          <w:sz w:val="22"/>
+          <w:szCs w:val="22"/>
+        </w:rPr>
+        <w:t>.</w:t>
+      </w:r>
+    </w:p>
+    <w:p>
+      <w:pPr>
+        <w:rPr>
           <w:b/>
         </w:rPr>
       </w:pPr>
       <w:r>
-        <w:lastRenderedPageBreak/>
         <w:t xml:space="preserve"> Табл.</w:t>
       </w:r>
       <w:r>
@@ -1940,7 +2349,6 @@
       <w:tblPr>
         <w:tblW w:w="9036" w:type="dxa"/>
         <w:jc w:val="center"/>
-        <w:tblInd w:w="1917" w:type="dxa"/>
         <w:tblBorders>
           <w:top w:val="single" w:sz="12" w:space="0" w:color="auto"/>
           <w:left w:val="single" w:sz="12" w:space="0" w:color="auto"/>
@@ -2351,20 +2759,8 @@
                 <w:szCs w:val="20"/>
                 <w:lang w:eastAsia="ru-RU"/>
               </w:rPr>
-              <w:t xml:space="preserve">№ </w:t>
-            </w:r>
-            <w:proofErr w:type="gramStart"/>
-            <w:r>
-              <w:rPr>
-                <w:rFonts w:eastAsia="Times New Roman"/>
-                <w:spacing w:val="-10"/>
-                <w:sz w:val="20"/>
-                <w:szCs w:val="20"/>
-                <w:lang w:eastAsia="ru-RU"/>
-              </w:rPr>
-              <w:t>п</w:t>
-            </w:r>
-            <w:proofErr w:type="gramEnd"/>
+              <w:t>№ п</w:t>
+            </w:r>
           </w:p>
         </w:tc>
         <w:tc>
@@ -2618,89 +3014,58 @@
               <w:jc w:val="center"/>
               <w:rPr>
                 <w:rFonts w:eastAsia="Times New Roman"/>
-                <w:spacing w:val="-10"/>
-                <w:sz w:val="20"/>
-                <w:szCs w:val="20"/>
-                <w:lang w:eastAsia="ru-RU"/>
-              </w:rPr>
-            </w:pPr>
-            <w:r>
-              <w:rPr>
-                <w:rFonts w:eastAsia="Times New Roman"/>
-                <w:spacing w:val="-10"/>
-                <w:sz w:val="20"/>
-                <w:szCs w:val="20"/>
-                <w:lang w:eastAsia="ru-RU"/>
-              </w:rPr>
-              <w:t>200</w:t>
-            </w:r>
-            <w:proofErr w:type="gramStart"/>
-            <w:r>
-              <w:rPr>
-                <w:rFonts w:eastAsia="Times New Roman"/>
-                <w:spacing w:val="-10"/>
-                <w:sz w:val="20"/>
-                <w:szCs w:val="20"/>
-                <w:lang w:eastAsia="ru-RU"/>
-              </w:rPr>
-              <w:t xml:space="preserve"> А</w:t>
-            </w:r>
-            <w:proofErr w:type="gramEnd"/>
-            <w:r>
-              <w:rPr>
-                <w:rFonts w:eastAsia="Times New Roman"/>
-                <w:spacing w:val="-10"/>
-                <w:sz w:val="20"/>
-                <w:szCs w:val="20"/>
-                <w:lang w:eastAsia="ru-RU"/>
-              </w:rPr>
-              <w:t xml:space="preserve"> </w:t>
-            </w:r>
-          </w:p>
-          <w:p>
-            <w:pPr>
-              <w:ind w:firstLine="0"/>
-              <w:jc w:val="center"/>
-              <w:rPr>
-                <w:rFonts w:eastAsia="Times New Roman"/>
-                <w:spacing w:val="-10"/>
-                <w:sz w:val="20"/>
-                <w:szCs w:val="20"/>
-                <w:highlight w:val="green"/>
-                <w:lang w:eastAsia="ru-RU"/>
-              </w:rPr>
-            </w:pPr>
-            <w:r>
-              <w:rPr>
-                <w:rFonts w:eastAsia="Times New Roman"/>
-                <w:spacing w:val="-10"/>
-                <w:sz w:val="20"/>
-                <w:szCs w:val="20"/>
-                <w:highlight w:val="green"/>
-                <w:lang w:eastAsia="ru-RU"/>
-              </w:rPr>
-              <w:t xml:space="preserve">0,0 1|| 0,01|| 0,01 </w:t>
-            </w:r>
-          </w:p>
-          <w:p>
-            <w:pPr>
-              <w:ind w:firstLine="0"/>
-              <w:jc w:val="center"/>
-              <w:rPr>
-                <w:rFonts w:eastAsia="Times New Roman"/>
-                <w:spacing w:val="-10"/>
-                <w:sz w:val="20"/>
-                <w:szCs w:val="20"/>
-                <w:lang w:eastAsia="ru-RU"/>
-              </w:rPr>
-            </w:pPr>
-            <w:r>
-              <w:rPr>
-                <w:rFonts w:eastAsia="Times New Roman"/>
-                <w:spacing w:val="-10"/>
-                <w:sz w:val="20"/>
-                <w:szCs w:val="20"/>
-                <w:highlight w:val="green"/>
+                <w:b/>
+                <w:spacing w:val="-10"/>
+                <w:sz w:val="20"/>
+                <w:szCs w:val="20"/>
+                <w:lang w:eastAsia="ru-RU"/>
+              </w:rPr>
+            </w:pPr>
+            <w:r>
+              <w:rPr>
+                <w:rFonts w:eastAsia="Times New Roman"/>
+                <w:b/>
+                <w:spacing w:val="-10"/>
+                <w:sz w:val="20"/>
+                <w:szCs w:val="20"/>
+                <w:lang w:eastAsia="ru-RU"/>
+              </w:rPr>
+              <w:t xml:space="preserve">200 А </w:t>
+            </w:r>
+          </w:p>
+          <w:p>
+            <w:pPr>
+              <w:ind w:firstLine="0"/>
+              <w:jc w:val="center"/>
+              <w:rPr>
+                <w:rFonts w:eastAsia="Times New Roman"/>
+                <w:b/>
+                <w:spacing w:val="-10"/>
+                <w:sz w:val="20"/>
+                <w:szCs w:val="20"/>
+                <w:lang w:eastAsia="ru-RU"/>
+              </w:rPr>
+            </w:pPr>
+          </w:p>
+          <w:p>
+            <w:pPr>
+              <w:ind w:firstLine="0"/>
+              <w:jc w:val="center"/>
+              <w:rPr>
+                <w:rFonts w:eastAsia="Times New Roman"/>
+                <w:spacing w:val="-10"/>
+                <w:sz w:val="20"/>
+                <w:szCs w:val="20"/>
+                <w:lang w:eastAsia="ru-RU"/>
+              </w:rPr>
+            </w:pPr>
+            <w:r>
+              <w:rPr>
+                <w:rFonts w:eastAsia="Times New Roman"/>
+                <w:spacing w:val="-10"/>
+                <w:sz w:val="20"/>
+                <w:szCs w:val="20"/>
+                <w:highlight w:val="cyan"/>
                 <w:lang w:eastAsia="ru-RU"/>
               </w:rPr>
               <w:t xml:space="preserve">  </w:t>
@@ -2712,17 +3077,18 @@
                 <w:spacing w:val="-10"/>
                 <w:sz w:val="20"/>
                 <w:szCs w:val="20"/>
-                <w:highlight w:val="green"/>
-                <w:lang w:eastAsia="ru-RU"/>
-              </w:rPr>
-              <w:t>0,0033</w:t>
-            </w:r>
-            <w:r>
-              <w:rPr>
-                <w:rFonts w:eastAsia="Times New Roman"/>
-                <w:spacing w:val="-10"/>
-                <w:sz w:val="20"/>
-                <w:szCs w:val="20"/>
+                <w:highlight w:val="cyan"/>
+                <w:lang w:eastAsia="ru-RU"/>
+              </w:rPr>
+              <w:t>0,0065</w:t>
+            </w:r>
+            <w:r>
+              <w:rPr>
+                <w:rFonts w:eastAsia="Times New Roman"/>
+                <w:spacing w:val="-10"/>
+                <w:sz w:val="20"/>
+                <w:szCs w:val="20"/>
+                <w:highlight w:val="cyan"/>
                 <w:lang w:eastAsia="ru-RU"/>
               </w:rPr>
               <w:t xml:space="preserve"> Ом.</w:t>
@@ -3031,20 +3397,8 @@
                 <w:szCs w:val="20"/>
                 <w:lang w:eastAsia="ru-RU"/>
               </w:rPr>
-              <w:t>200</w:t>
-            </w:r>
-            <w:proofErr w:type="gramStart"/>
-            <w:r>
-              <w:rPr>
-                <w:rFonts w:eastAsia="Times New Roman"/>
-                <w:spacing w:val="-10"/>
-                <w:sz w:val="20"/>
-                <w:szCs w:val="20"/>
-                <w:lang w:eastAsia="ru-RU"/>
-              </w:rPr>
-              <w:t xml:space="preserve"> А</w:t>
-            </w:r>
-            <w:proofErr w:type="gramEnd"/>
+              <w:t>200 А</w:t>
+            </w:r>
           </w:p>
         </w:tc>
         <w:tc>
@@ -3111,29 +3465,7 @@
                 <w:szCs w:val="20"/>
                 <w:lang w:eastAsia="ru-RU"/>
               </w:rPr>
-              <w:t>20</w:t>
-            </w:r>
-            <w:proofErr w:type="gramStart"/>
-            <w:r>
-              <w:rPr>
-                <w:rFonts w:eastAsia="Times New Roman"/>
-                <w:spacing w:val="-10"/>
-                <w:sz w:val="20"/>
-                <w:szCs w:val="20"/>
-                <w:lang w:eastAsia="ru-RU"/>
-              </w:rPr>
-              <w:t xml:space="preserve"> А</w:t>
-            </w:r>
-            <w:proofErr w:type="gramEnd"/>
-            <w:r>
-              <w:rPr>
-                <w:rFonts w:eastAsia="Times New Roman"/>
-                <w:spacing w:val="-10"/>
-                <w:sz w:val="20"/>
-                <w:szCs w:val="20"/>
-                <w:lang w:eastAsia="ru-RU"/>
-              </w:rPr>
-              <w:t>/дел.</w:t>
+              <w:t>20 А/дел.</w:t>
             </w:r>
           </w:p>
         </w:tc>
@@ -3166,7 +3498,7 @@
                 <w:szCs w:val="20"/>
                 <w:lang w:eastAsia="ru-RU"/>
               </w:rPr>
-              <w:t>*2</w:t>
+              <w:t>*1</w:t>
             </w:r>
           </w:p>
         </w:tc>
@@ -3395,20 +3727,8 @@
                 <w:szCs w:val="20"/>
                 <w:lang w:eastAsia="ru-RU"/>
               </w:rPr>
-              <w:t>100</w:t>
-            </w:r>
-            <w:proofErr w:type="gramStart"/>
-            <w:r>
-              <w:rPr>
-                <w:rFonts w:eastAsia="Times New Roman"/>
-                <w:spacing w:val="-10"/>
-                <w:sz w:val="20"/>
-                <w:szCs w:val="20"/>
-                <w:lang w:eastAsia="ru-RU"/>
-              </w:rPr>
-              <w:t xml:space="preserve"> А</w:t>
-            </w:r>
-            <w:proofErr w:type="gramEnd"/>
+              <w:t>100 А</w:t>
+            </w:r>
           </w:p>
         </w:tc>
         <w:tc>
@@ -3475,29 +3795,7 @@
                 <w:szCs w:val="20"/>
                 <w:lang w:eastAsia="ru-RU"/>
               </w:rPr>
-              <w:t>10</w:t>
-            </w:r>
-            <w:proofErr w:type="gramStart"/>
-            <w:r>
-              <w:rPr>
-                <w:rFonts w:eastAsia="Times New Roman"/>
-                <w:spacing w:val="-10"/>
-                <w:sz w:val="20"/>
-                <w:szCs w:val="20"/>
-                <w:lang w:eastAsia="ru-RU"/>
-              </w:rPr>
-              <w:t xml:space="preserve"> А</w:t>
-            </w:r>
-            <w:proofErr w:type="gramEnd"/>
-            <w:r>
-              <w:rPr>
-                <w:rFonts w:eastAsia="Times New Roman"/>
-                <w:spacing w:val="-10"/>
-                <w:sz w:val="20"/>
-                <w:szCs w:val="20"/>
-                <w:lang w:eastAsia="ru-RU"/>
-              </w:rPr>
-              <w:t>/дел.</w:t>
+              <w:t>10 А/дел.</w:t>
             </w:r>
           </w:p>
         </w:tc>
@@ -3530,7 +3828,7 @@
                 <w:szCs w:val="20"/>
                 <w:lang w:eastAsia="ru-RU"/>
               </w:rPr>
-              <w:t>*4</w:t>
+              <w:t>*2</w:t>
             </w:r>
           </w:p>
         </w:tc>
@@ -3751,20 +4049,8 @@
                 <w:szCs w:val="20"/>
                 <w:lang w:eastAsia="ru-RU"/>
               </w:rPr>
-              <w:t>50</w:t>
-            </w:r>
-            <w:proofErr w:type="gramStart"/>
-            <w:r>
-              <w:rPr>
-                <w:rFonts w:eastAsia="Times New Roman"/>
-                <w:spacing w:val="-10"/>
-                <w:sz w:val="20"/>
-                <w:szCs w:val="20"/>
-                <w:lang w:eastAsia="ru-RU"/>
-              </w:rPr>
-              <w:t xml:space="preserve"> А</w:t>
-            </w:r>
-            <w:proofErr w:type="gramEnd"/>
+              <w:t>50 А</w:t>
+            </w:r>
           </w:p>
         </w:tc>
         <w:tc>
@@ -3831,29 +4117,7 @@
                 <w:szCs w:val="20"/>
                 <w:lang w:eastAsia="ru-RU"/>
               </w:rPr>
-              <w:t>5</w:t>
-            </w:r>
-            <w:proofErr w:type="gramStart"/>
-            <w:r>
-              <w:rPr>
-                <w:rFonts w:eastAsia="Times New Roman"/>
-                <w:spacing w:val="-10"/>
-                <w:sz w:val="20"/>
-                <w:szCs w:val="20"/>
-                <w:lang w:eastAsia="ru-RU"/>
-              </w:rPr>
-              <w:t xml:space="preserve"> А</w:t>
-            </w:r>
-            <w:proofErr w:type="gramEnd"/>
-            <w:r>
-              <w:rPr>
-                <w:rFonts w:eastAsia="Times New Roman"/>
-                <w:spacing w:val="-10"/>
-                <w:sz w:val="20"/>
-                <w:szCs w:val="20"/>
-                <w:lang w:eastAsia="ru-RU"/>
-              </w:rPr>
-              <w:t>/дел.</w:t>
+              <w:t>5 А/дел.</w:t>
             </w:r>
           </w:p>
         </w:tc>
@@ -3886,7 +4150,7 @@
                 <w:szCs w:val="20"/>
                 <w:lang w:eastAsia="ru-RU"/>
               </w:rPr>
-              <w:t>*8</w:t>
+              <w:t>*4</w:t>
             </w:r>
           </w:p>
         </w:tc>
@@ -4108,20 +4372,8 @@
                 <w:szCs w:val="20"/>
                 <w:lang w:eastAsia="ru-RU"/>
               </w:rPr>
-              <w:t>20</w:t>
-            </w:r>
-            <w:proofErr w:type="gramStart"/>
-            <w:r>
-              <w:rPr>
-                <w:rFonts w:eastAsia="Times New Roman"/>
-                <w:spacing w:val="-10"/>
-                <w:sz w:val="20"/>
-                <w:szCs w:val="20"/>
-                <w:lang w:eastAsia="ru-RU"/>
-              </w:rPr>
-              <w:t xml:space="preserve"> А</w:t>
-            </w:r>
-            <w:proofErr w:type="gramEnd"/>
+              <w:t>20 А</w:t>
+            </w:r>
           </w:p>
         </w:tc>
         <w:tc>
@@ -4188,29 +4440,7 @@
                 <w:szCs w:val="20"/>
                 <w:lang w:eastAsia="ru-RU"/>
               </w:rPr>
-              <w:t>2</w:t>
-            </w:r>
-            <w:proofErr w:type="gramStart"/>
-            <w:r>
-              <w:rPr>
-                <w:rFonts w:eastAsia="Times New Roman"/>
-                <w:spacing w:val="-10"/>
-                <w:sz w:val="20"/>
-                <w:szCs w:val="20"/>
-                <w:lang w:eastAsia="ru-RU"/>
-              </w:rPr>
-              <w:t xml:space="preserve"> А</w:t>
-            </w:r>
-            <w:proofErr w:type="gramEnd"/>
-            <w:r>
-              <w:rPr>
-                <w:rFonts w:eastAsia="Times New Roman"/>
-                <w:spacing w:val="-10"/>
-                <w:sz w:val="20"/>
-                <w:szCs w:val="20"/>
-                <w:lang w:eastAsia="ru-RU"/>
-              </w:rPr>
-              <w:t>/дел.</w:t>
+              <w:t>2 А/дел.</w:t>
             </w:r>
           </w:p>
         </w:tc>
@@ -4243,7 +4473,17 @@
                 <w:szCs w:val="20"/>
                 <w:lang w:eastAsia="ru-RU"/>
               </w:rPr>
-              <w:t>*20</w:t>
+              <w:t>*</w:t>
+            </w:r>
+            <w:r>
+              <w:rPr>
+                <w:rFonts w:eastAsia="Times New Roman"/>
+                <w:spacing w:val="-10"/>
+                <w:sz w:val="20"/>
+                <w:szCs w:val="20"/>
+                <w:lang w:eastAsia="ru-RU"/>
+              </w:rPr>
+              <w:t>10</w:t>
             </w:r>
           </w:p>
         </w:tc>
@@ -4464,20 +4704,8 @@
                 <w:szCs w:val="20"/>
                 <w:lang w:eastAsia="ru-RU"/>
               </w:rPr>
-              <w:t>10</w:t>
-            </w:r>
-            <w:proofErr w:type="gramStart"/>
-            <w:r>
-              <w:rPr>
-                <w:rFonts w:eastAsia="Times New Roman"/>
-                <w:spacing w:val="-10"/>
-                <w:sz w:val="20"/>
-                <w:szCs w:val="20"/>
-                <w:lang w:eastAsia="ru-RU"/>
-              </w:rPr>
-              <w:t xml:space="preserve"> А</w:t>
-            </w:r>
-            <w:proofErr w:type="gramEnd"/>
+              <w:t>10 А</w:t>
+            </w:r>
           </w:p>
         </w:tc>
         <w:tc>
@@ -4544,29 +4772,7 @@
                 <w:szCs w:val="20"/>
                 <w:lang w:eastAsia="ru-RU"/>
               </w:rPr>
-              <w:t>1</w:t>
-            </w:r>
-            <w:proofErr w:type="gramStart"/>
-            <w:r>
-              <w:rPr>
-                <w:rFonts w:eastAsia="Times New Roman"/>
-                <w:spacing w:val="-10"/>
-                <w:sz w:val="20"/>
-                <w:szCs w:val="20"/>
-                <w:lang w:eastAsia="ru-RU"/>
-              </w:rPr>
-              <w:t xml:space="preserve"> А</w:t>
-            </w:r>
-            <w:proofErr w:type="gramEnd"/>
-            <w:r>
-              <w:rPr>
-                <w:rFonts w:eastAsia="Times New Roman"/>
-                <w:spacing w:val="-10"/>
-                <w:sz w:val="20"/>
-                <w:szCs w:val="20"/>
-                <w:lang w:eastAsia="ru-RU"/>
-              </w:rPr>
-              <w:t>/дел.</w:t>
+              <w:t>1 А/дел.</w:t>
             </w:r>
           </w:p>
         </w:tc>
@@ -4599,7 +4805,7 @@
                 <w:szCs w:val="20"/>
                 <w:lang w:eastAsia="ru-RU"/>
               </w:rPr>
-              <w:t>*40</w:t>
+              <w:t>*20</w:t>
             </w:r>
           </w:p>
         </w:tc>
@@ -4726,6 +4932,305 @@
         <w:tc>
           <w:tcPr>
             <w:tcW w:w="387" w:type="dxa"/>
+            <w:vMerge/>
+            <w:tcBorders>
+              <w:left w:val="nil"/>
+              <w:right w:val="single" w:sz="12" w:space="0" w:color="auto"/>
+            </w:tcBorders>
+          </w:tcPr>
+          <w:p>
+            <w:pPr>
+              <w:ind w:firstLine="0"/>
+              <w:jc w:val="center"/>
+              <w:rPr>
+                <w:rFonts w:eastAsia="Times New Roman"/>
+                <w:sz w:val="20"/>
+                <w:szCs w:val="20"/>
+                <w:lang w:eastAsia="ru-RU"/>
+              </w:rPr>
+            </w:pPr>
+          </w:p>
+        </w:tc>
+        <w:tc>
+          <w:tcPr>
+            <w:tcW w:w="436" w:type="dxa"/>
+            <w:vMerge/>
+            <w:tcBorders>
+              <w:left w:val="single" w:sz="12" w:space="0" w:color="auto"/>
+              <w:right w:val="single" w:sz="12" w:space="0" w:color="auto"/>
+            </w:tcBorders>
+          </w:tcPr>
+          <w:p>
+            <w:pPr>
+              <w:spacing w:line="200" w:lineRule="exact"/>
+              <w:ind w:firstLine="0"/>
+              <w:jc w:val="center"/>
+              <w:rPr>
+                <w:rFonts w:eastAsia="Times New Roman"/>
+                <w:sz w:val="20"/>
+                <w:szCs w:val="20"/>
+                <w:lang w:eastAsia="ru-RU"/>
+              </w:rPr>
+            </w:pPr>
+          </w:p>
+        </w:tc>
+        <w:tc>
+          <w:tcPr>
+            <w:tcW w:w="1266" w:type="dxa"/>
+            <w:vMerge/>
+            <w:tcBorders>
+              <w:left w:val="single" w:sz="12" w:space="0" w:color="auto"/>
+            </w:tcBorders>
+            <w:vAlign w:val="center"/>
+          </w:tcPr>
+          <w:p>
+            <w:pPr>
+              <w:ind w:firstLine="0"/>
+              <w:jc w:val="center"/>
+              <w:rPr>
+                <w:rFonts w:eastAsia="Times New Roman"/>
+                <w:spacing w:val="-10"/>
+                <w:sz w:val="20"/>
+                <w:szCs w:val="20"/>
+                <w:lang w:eastAsia="ru-RU"/>
+              </w:rPr>
+            </w:pPr>
+          </w:p>
+        </w:tc>
+        <w:tc>
+          <w:tcPr>
+            <w:tcW w:w="1002" w:type="dxa"/>
+            <w:tcBorders>
+              <w:top w:val="single" w:sz="4" w:space="0" w:color="auto"/>
+              <w:bottom w:val="single" w:sz="4" w:space="0" w:color="auto"/>
+            </w:tcBorders>
+            <w:vAlign w:val="center"/>
+          </w:tcPr>
+          <w:p>
+            <w:pPr>
+              <w:ind w:firstLine="0"/>
+              <w:jc w:val="center"/>
+              <w:rPr>
+                <w:rFonts w:eastAsia="Times New Roman"/>
+                <w:spacing w:val="-10"/>
+                <w:sz w:val="20"/>
+                <w:szCs w:val="20"/>
+                <w:highlight w:val="red"/>
+                <w:lang w:eastAsia="ru-RU"/>
+              </w:rPr>
+            </w:pPr>
+            <w:r>
+              <w:rPr>
+                <w:rFonts w:eastAsia="Times New Roman"/>
+                <w:spacing w:val="-10"/>
+                <w:sz w:val="20"/>
+                <w:szCs w:val="20"/>
+                <w:highlight w:val="red"/>
+                <w:lang w:eastAsia="ru-RU"/>
+              </w:rPr>
+              <w:t>5 А</w:t>
+            </w:r>
+          </w:p>
+        </w:tc>
+        <w:tc>
+          <w:tcPr>
+            <w:tcW w:w="489" w:type="dxa"/>
+            <w:tcBorders>
+              <w:top w:val="single" w:sz="4" w:space="0" w:color="auto"/>
+              <w:bottom w:val="single" w:sz="4" w:space="0" w:color="auto"/>
+            </w:tcBorders>
+            <w:vAlign w:val="center"/>
+          </w:tcPr>
+          <w:p>
+            <w:pPr>
+              <w:ind w:firstLine="0"/>
+              <w:jc w:val="center"/>
+              <w:rPr>
+                <w:rFonts w:eastAsia="Times New Roman"/>
+                <w:b/>
+                <w:spacing w:val="-10"/>
+                <w:sz w:val="20"/>
+                <w:szCs w:val="20"/>
+                <w:highlight w:val="red"/>
+                <w:lang w:eastAsia="ru-RU"/>
+              </w:rPr>
+            </w:pPr>
+            <w:r>
+              <w:rPr>
+                <w:rFonts w:eastAsia="Times New Roman"/>
+                <w:b/>
+                <w:spacing w:val="-10"/>
+                <w:sz w:val="20"/>
+                <w:szCs w:val="20"/>
+                <w:highlight w:val="red"/>
+                <w:lang w:eastAsia="ru-RU"/>
+              </w:rPr>
+              <w:t>6</w:t>
+            </w:r>
+          </w:p>
+        </w:tc>
+        <w:tc>
+          <w:tcPr>
+            <w:tcW w:w="1223" w:type="dxa"/>
+            <w:tcBorders>
+              <w:top w:val="single" w:sz="4" w:space="0" w:color="auto"/>
+              <w:bottom w:val="single" w:sz="4" w:space="0" w:color="auto"/>
+            </w:tcBorders>
+            <w:vAlign w:val="center"/>
+          </w:tcPr>
+          <w:p>
+            <w:pPr>
+              <w:ind w:firstLine="0"/>
+              <w:jc w:val="center"/>
+              <w:rPr>
+                <w:rFonts w:eastAsia="Times New Roman"/>
+                <w:spacing w:val="-10"/>
+                <w:sz w:val="20"/>
+                <w:szCs w:val="20"/>
+                <w:highlight w:val="red"/>
+                <w:lang w:eastAsia="ru-RU"/>
+              </w:rPr>
+            </w:pPr>
+            <w:r>
+              <w:rPr>
+                <w:rFonts w:eastAsia="Times New Roman"/>
+                <w:spacing w:val="-10"/>
+                <w:sz w:val="20"/>
+                <w:szCs w:val="20"/>
+                <w:highlight w:val="red"/>
+                <w:lang w:eastAsia="ru-RU"/>
+              </w:rPr>
+              <w:t>0,5 А/дел</w:t>
+            </w:r>
+          </w:p>
+        </w:tc>
+        <w:tc>
+          <w:tcPr>
+            <w:tcW w:w="957" w:type="dxa"/>
+            <w:tcBorders>
+              <w:top w:val="single" w:sz="4" w:space="0" w:color="auto"/>
+              <w:bottom w:val="single" w:sz="4" w:space="0" w:color="auto"/>
+            </w:tcBorders>
+            <w:vAlign w:val="center"/>
+          </w:tcPr>
+          <w:p>
+            <w:pPr>
+              <w:ind w:firstLine="0"/>
+              <w:jc w:val="center"/>
+              <w:rPr>
+                <w:rFonts w:eastAsia="Times New Roman"/>
+                <w:spacing w:val="-10"/>
+                <w:sz w:val="20"/>
+                <w:szCs w:val="20"/>
+                <w:highlight w:val="red"/>
+                <w:lang w:eastAsia="ru-RU"/>
+              </w:rPr>
+            </w:pPr>
+            <w:r>
+              <w:rPr>
+                <w:rFonts w:eastAsia="Times New Roman"/>
+                <w:spacing w:val="-10"/>
+                <w:sz w:val="20"/>
+                <w:szCs w:val="20"/>
+                <w:highlight w:val="red"/>
+                <w:lang w:eastAsia="ru-RU"/>
+              </w:rPr>
+              <w:t>*40</w:t>
+            </w:r>
+          </w:p>
+        </w:tc>
+        <w:tc>
+          <w:tcPr>
+            <w:tcW w:w="724" w:type="dxa"/>
+            <w:vMerge/>
+            <w:vAlign w:val="center"/>
+          </w:tcPr>
+          <w:p>
+            <w:pPr>
+              <w:ind w:firstLine="0"/>
+              <w:jc w:val="center"/>
+              <w:rPr>
+                <w:rFonts w:eastAsia="Times New Roman"/>
+                <w:spacing w:val="-10"/>
+                <w:sz w:val="20"/>
+                <w:szCs w:val="20"/>
+                <w:lang w:eastAsia="ru-RU"/>
+              </w:rPr>
+            </w:pPr>
+          </w:p>
+        </w:tc>
+        <w:tc>
+          <w:tcPr>
+            <w:tcW w:w="567" w:type="dxa"/>
+          </w:tcPr>
+          <w:p>
+            <w:pPr>
+              <w:ind w:firstLine="0"/>
+              <w:jc w:val="center"/>
+              <w:rPr>
+                <w:rFonts w:eastAsia="Times New Roman"/>
+                <w:spacing w:val="-10"/>
+                <w:sz w:val="20"/>
+                <w:szCs w:val="20"/>
+                <w:lang w:eastAsia="ru-RU"/>
+              </w:rPr>
+            </w:pPr>
+          </w:p>
+        </w:tc>
+        <w:tc>
+          <w:tcPr>
+            <w:tcW w:w="992" w:type="dxa"/>
+            <w:tcBorders>
+              <w:top w:val="single" w:sz="4" w:space="0" w:color="auto"/>
+              <w:bottom w:val="single" w:sz="4" w:space="0" w:color="auto"/>
+            </w:tcBorders>
+            <w:vAlign w:val="center"/>
+          </w:tcPr>
+          <w:p>
+            <w:pPr>
+              <w:ind w:firstLine="0"/>
+              <w:jc w:val="center"/>
+              <w:rPr>
+                <w:rFonts w:eastAsia="Times New Roman"/>
+                <w:spacing w:val="-10"/>
+                <w:sz w:val="20"/>
+                <w:szCs w:val="20"/>
+                <w:lang w:eastAsia="ru-RU"/>
+              </w:rPr>
+            </w:pPr>
+          </w:p>
+        </w:tc>
+        <w:tc>
+          <w:tcPr>
+            <w:tcW w:w="993" w:type="dxa"/>
+            <w:tcBorders>
+              <w:top w:val="single" w:sz="4" w:space="0" w:color="auto"/>
+              <w:bottom w:val="single" w:sz="4" w:space="0" w:color="auto"/>
+            </w:tcBorders>
+            <w:vAlign w:val="center"/>
+          </w:tcPr>
+          <w:p>
+            <w:pPr>
+              <w:ind w:firstLine="0"/>
+              <w:jc w:val="center"/>
+              <w:rPr>
+                <w:rFonts w:eastAsia="Times New Roman"/>
+                <w:spacing w:val="-10"/>
+                <w:sz w:val="20"/>
+                <w:szCs w:val="20"/>
+                <w:lang w:eastAsia="ru-RU"/>
+              </w:rPr>
+            </w:pPr>
+          </w:p>
+        </w:tc>
+      </w:tr>
+      <w:tr>
+        <w:trPr>
+          <w:jc w:val="center"/>
+        </w:trPr>
+        <w:tc>
+          <w:tcPr>
+            <w:tcW w:w="387" w:type="dxa"/>
             <w:tcBorders>
               <w:top w:val="single" w:sz="24" w:space="0" w:color="auto"/>
               <w:left w:val="nil"/>
@@ -4802,89 +5307,127 @@
                 <w:szCs w:val="20"/>
                 <w:lang w:eastAsia="ru-RU"/>
               </w:rPr>
-              <w:t>5</w:t>
+              <w:t>5 А</w:t>
+            </w:r>
+          </w:p>
+          <w:p>
+            <w:pPr>
+              <w:ind w:firstLine="0"/>
+              <w:jc w:val="center"/>
+              <w:rPr>
+                <w:rFonts w:eastAsia="Times New Roman"/>
+                <w:b/>
+                <w:spacing w:val="-10"/>
+                <w:sz w:val="20"/>
+                <w:szCs w:val="20"/>
+                <w:lang w:eastAsia="ru-RU"/>
+              </w:rPr>
+            </w:pPr>
+            <w:r>
+              <w:rPr>
+                <w:rFonts w:eastAsia="Times New Roman"/>
+                <w:spacing w:val="-10"/>
+                <w:sz w:val="20"/>
+                <w:szCs w:val="20"/>
+                <w:lang w:eastAsia="ru-RU"/>
+              </w:rPr>
+              <w:t xml:space="preserve"> </w:t>
+            </w:r>
+            <w:r>
+              <w:rPr>
+                <w:rFonts w:eastAsia="Times New Roman"/>
+                <w:b/>
+                <w:spacing w:val="-10"/>
+                <w:sz w:val="20"/>
+                <w:szCs w:val="20"/>
+                <w:lang w:eastAsia="ru-RU"/>
+              </w:rPr>
+              <w:t>(</w:t>
+            </w:r>
+            <w:r>
+              <w:rPr>
+                <w:rFonts w:eastAsia="Times New Roman"/>
+                <w:spacing w:val="-10"/>
+                <w:sz w:val="20"/>
+                <w:szCs w:val="20"/>
+                <w:lang w:eastAsia="ru-RU"/>
+              </w:rPr>
+              <w:t>до 10</w:t>
             </w:r>
             <w:proofErr w:type="gramStart"/>
             <w:r>
               <w:rPr>
                 <w:rFonts w:eastAsia="Times New Roman"/>
+                <w:spacing w:val="-10"/>
+                <w:sz w:val="20"/>
+                <w:szCs w:val="20"/>
+                <w:lang w:eastAsia="ru-RU"/>
+              </w:rPr>
+              <w:t> </w:t>
+            </w:r>
+            <w:r>
+              <w:rPr>
+                <w:rFonts w:eastAsia="Times New Roman"/>
+                <w:spacing w:val="-10"/>
+                <w:sz w:val="20"/>
+                <w:szCs w:val="20"/>
+                <w:lang w:eastAsia="ru-RU"/>
+              </w:rPr>
+              <w:t>А</w:t>
+            </w:r>
+            <w:proofErr w:type="gramEnd"/>
+            <w:r>
+              <w:rPr>
+                <w:rFonts w:eastAsia="Times New Roman"/>
+                <w:spacing w:val="-10"/>
+                <w:sz w:val="20"/>
+                <w:szCs w:val="20"/>
+                <w:lang w:eastAsia="ru-RU"/>
+              </w:rPr>
+              <w:t xml:space="preserve"> </w:t>
+            </w:r>
+            <w:r>
+              <w:rPr>
+                <w:rFonts w:eastAsia="Times New Roman"/>
+                <w:spacing w:val="-10"/>
+                <w:sz w:val="20"/>
+                <w:szCs w:val="20"/>
+                <w:lang w:eastAsia="ru-RU"/>
+              </w:rPr>
+              <w:t>по экрану</w:t>
+            </w:r>
+            <w:r>
+              <w:rPr>
+                <w:rFonts w:eastAsia="Times New Roman"/>
                 <w:b/>
                 <w:spacing w:val="-10"/>
                 <w:sz w:val="20"/>
                 <w:szCs w:val="20"/>
                 <w:lang w:eastAsia="ru-RU"/>
               </w:rPr>
-              <w:t xml:space="preserve"> А</w:t>
-            </w:r>
-            <w:proofErr w:type="gramEnd"/>
-          </w:p>
-          <w:p>
-            <w:pPr>
-              <w:ind w:firstLine="0"/>
-              <w:jc w:val="center"/>
+              <w:t>)</w:t>
+            </w:r>
+          </w:p>
+          <w:p>
+            <w:pPr>
+              <w:ind w:firstLine="0"/>
+              <w:jc w:val="center"/>
+              <w:rPr>
+                <w:rFonts w:eastAsia="Times New Roman"/>
+                <w:spacing w:val="-10"/>
+                <w:sz w:val="20"/>
+                <w:szCs w:val="20"/>
+                <w:lang w:eastAsia="ru-RU"/>
+              </w:rPr>
+            </w:pPr>
+            <w:r>
               <w:rPr>
                 <w:rFonts w:eastAsia="Times New Roman"/>
                 <w:b/>
                 <w:spacing w:val="-10"/>
                 <w:sz w:val="20"/>
                 <w:szCs w:val="20"/>
-                <w:lang w:eastAsia="ru-RU"/>
-              </w:rPr>
-            </w:pPr>
-            <w:r>
-              <w:rPr>
-                <w:rFonts w:eastAsia="Times New Roman"/>
-                <w:spacing w:val="-10"/>
-                <w:sz w:val="20"/>
-                <w:szCs w:val="20"/>
-                <w:lang w:eastAsia="ru-RU"/>
-              </w:rPr>
-              <w:t xml:space="preserve"> </w:t>
-            </w:r>
-            <w:r>
-              <w:rPr>
-                <w:rFonts w:eastAsia="Times New Roman"/>
-                <w:b/>
-                <w:spacing w:val="-10"/>
-                <w:sz w:val="20"/>
-                <w:szCs w:val="20"/>
-                <w:lang w:eastAsia="ru-RU"/>
-              </w:rPr>
-              <w:t>(до 10 А)</w:t>
-            </w:r>
-          </w:p>
-          <w:p>
-            <w:pPr>
-              <w:ind w:firstLine="0"/>
-              <w:jc w:val="center"/>
-              <w:rPr>
-                <w:rFonts w:eastAsia="Times New Roman"/>
-                <w:spacing w:val="-10"/>
-                <w:sz w:val="20"/>
-                <w:szCs w:val="20"/>
-                <w:lang w:eastAsia="ru-RU"/>
-              </w:rPr>
-            </w:pPr>
-          </w:p>
-          <w:p>
-            <w:pPr>
-              <w:ind w:firstLine="0"/>
-              <w:jc w:val="center"/>
-              <w:rPr>
-                <w:rFonts w:eastAsia="Times New Roman"/>
-                <w:spacing w:val="-10"/>
-                <w:sz w:val="20"/>
-                <w:szCs w:val="20"/>
-                <w:lang w:eastAsia="ru-RU"/>
-              </w:rPr>
-            </w:pPr>
-            <w:r>
-              <w:rPr>
-                <w:rFonts w:eastAsia="Times New Roman"/>
-                <w:b/>
-                <w:spacing w:val="-10"/>
-                <w:sz w:val="20"/>
-                <w:szCs w:val="20"/>
+                <w:highlight w:val="cyan"/>
                 <w:lang w:eastAsia="ru-RU"/>
               </w:rPr>
               <w:t>(0,033 Ом)</w:t>
@@ -4920,20 +5463,8 @@
                 <w:szCs w:val="20"/>
                 <w:lang w:eastAsia="ru-RU"/>
               </w:rPr>
-              <w:t>5</w:t>
-            </w:r>
-            <w:proofErr w:type="gramStart"/>
-            <w:r>
-              <w:rPr>
-                <w:rFonts w:eastAsia="Times New Roman"/>
-                <w:spacing w:val="-10"/>
-                <w:sz w:val="20"/>
-                <w:szCs w:val="20"/>
-                <w:lang w:eastAsia="ru-RU"/>
-              </w:rPr>
-              <w:t xml:space="preserve"> А</w:t>
-            </w:r>
-            <w:proofErr w:type="gramEnd"/>
+              <w:t>5 А</w:t>
+            </w:r>
           </w:p>
         </w:tc>
         <w:tc>
@@ -5000,29 +5531,7 @@
                 <w:szCs w:val="20"/>
                 <w:lang w:eastAsia="ru-RU"/>
               </w:rPr>
-              <w:t>0,5</w:t>
-            </w:r>
-            <w:proofErr w:type="gramStart"/>
-            <w:r>
-              <w:rPr>
-                <w:rFonts w:eastAsia="Times New Roman"/>
-                <w:spacing w:val="-10"/>
-                <w:sz w:val="20"/>
-                <w:szCs w:val="20"/>
-                <w:lang w:eastAsia="ru-RU"/>
-              </w:rPr>
-              <w:t xml:space="preserve"> А</w:t>
-            </w:r>
-            <w:proofErr w:type="gramEnd"/>
-            <w:r>
-              <w:rPr>
-                <w:rFonts w:eastAsia="Times New Roman"/>
-                <w:spacing w:val="-10"/>
-                <w:sz w:val="20"/>
-                <w:szCs w:val="20"/>
-                <w:lang w:eastAsia="ru-RU"/>
-              </w:rPr>
-              <w:t>/дел.</w:t>
+              <w:t>0,5 А/дел.</w:t>
             </w:r>
           </w:p>
         </w:tc>
@@ -5055,7 +5564,17 @@
                 <w:szCs w:val="20"/>
                 <w:lang w:eastAsia="ru-RU"/>
               </w:rPr>
-              <w:t>*8</w:t>
+              <w:t>*</w:t>
+            </w:r>
+            <w:r>
+              <w:rPr>
+                <w:rFonts w:eastAsia="Times New Roman"/>
+                <w:spacing w:val="-10"/>
+                <w:sz w:val="20"/>
+                <w:szCs w:val="20"/>
+                <w:lang w:eastAsia="ru-RU"/>
+              </w:rPr>
+              <w:t>1</w:t>
             </w:r>
           </w:p>
         </w:tc>
@@ -5361,20 +5880,8 @@
                 <w:szCs w:val="20"/>
                 <w:lang w:eastAsia="ru-RU"/>
               </w:rPr>
-              <w:t>2</w:t>
-            </w:r>
-            <w:proofErr w:type="gramStart"/>
-            <w:r>
-              <w:rPr>
-                <w:rFonts w:eastAsia="Times New Roman"/>
-                <w:spacing w:val="-10"/>
-                <w:sz w:val="20"/>
-                <w:szCs w:val="20"/>
-                <w:lang w:eastAsia="ru-RU"/>
-              </w:rPr>
-              <w:t xml:space="preserve"> А</w:t>
-            </w:r>
-            <w:proofErr w:type="gramEnd"/>
+              <w:t>2 А</w:t>
+            </w:r>
           </w:p>
         </w:tc>
         <w:tc>
@@ -5441,29 +5948,7 @@
                 <w:szCs w:val="20"/>
                 <w:lang w:eastAsia="ru-RU"/>
               </w:rPr>
-              <w:t>0,2</w:t>
-            </w:r>
-            <w:proofErr w:type="gramStart"/>
-            <w:r>
-              <w:rPr>
-                <w:rFonts w:eastAsia="Times New Roman"/>
-                <w:spacing w:val="-10"/>
-                <w:sz w:val="20"/>
-                <w:szCs w:val="20"/>
-                <w:lang w:eastAsia="ru-RU"/>
-              </w:rPr>
-              <w:t xml:space="preserve"> А</w:t>
-            </w:r>
-            <w:proofErr w:type="gramEnd"/>
-            <w:r>
-              <w:rPr>
-                <w:rFonts w:eastAsia="Times New Roman"/>
-                <w:spacing w:val="-10"/>
-                <w:sz w:val="20"/>
-                <w:szCs w:val="20"/>
-                <w:lang w:eastAsia="ru-RU"/>
-              </w:rPr>
-              <w:t>/дел.</w:t>
+              <w:t>0,2 А/дел.</w:t>
             </w:r>
           </w:p>
         </w:tc>
@@ -5496,7 +5981,7 @@
                 <w:szCs w:val="20"/>
                 <w:lang w:eastAsia="ru-RU"/>
               </w:rPr>
-              <w:t>*20</w:t>
+              <w:t>*2</w:t>
             </w:r>
           </w:p>
         </w:tc>
@@ -5719,20 +6204,8 @@
                 <w:szCs w:val="20"/>
                 <w:lang w:eastAsia="ru-RU"/>
               </w:rPr>
-              <w:t>1</w:t>
-            </w:r>
-            <w:proofErr w:type="gramStart"/>
-            <w:r>
-              <w:rPr>
-                <w:rFonts w:eastAsia="Times New Roman"/>
-                <w:spacing w:val="-10"/>
-                <w:sz w:val="20"/>
-                <w:szCs w:val="20"/>
-                <w:lang w:eastAsia="ru-RU"/>
-              </w:rPr>
-              <w:t xml:space="preserve"> А</w:t>
-            </w:r>
-            <w:proofErr w:type="gramEnd"/>
+              <w:t>1 А</w:t>
+            </w:r>
           </w:p>
         </w:tc>
         <w:tc>
@@ -5799,29 +6272,7 @@
                 <w:szCs w:val="20"/>
                 <w:lang w:eastAsia="ru-RU"/>
               </w:rPr>
-              <w:t>0,1</w:t>
-            </w:r>
-            <w:proofErr w:type="gramStart"/>
-            <w:r>
-              <w:rPr>
-                <w:rFonts w:eastAsia="Times New Roman"/>
-                <w:spacing w:val="-10"/>
-                <w:sz w:val="20"/>
-                <w:szCs w:val="20"/>
-                <w:lang w:eastAsia="ru-RU"/>
-              </w:rPr>
-              <w:t xml:space="preserve"> А</w:t>
-            </w:r>
-            <w:proofErr w:type="gramEnd"/>
-            <w:r>
-              <w:rPr>
-                <w:rFonts w:eastAsia="Times New Roman"/>
-                <w:spacing w:val="-10"/>
-                <w:sz w:val="20"/>
-                <w:szCs w:val="20"/>
-                <w:lang w:eastAsia="ru-RU"/>
-              </w:rPr>
-              <w:t>/дел.</w:t>
+              <w:t>0,1 А/дел.</w:t>
             </w:r>
           </w:p>
         </w:tc>
@@ -5865,16 +6316,6 @@
                 <w:lang w:val="en-US" w:eastAsia="ru-RU"/>
               </w:rPr>
               <w:t>4</w:t>
-            </w:r>
-            <w:r>
-              <w:rPr>
-                <w:rFonts w:eastAsia="Times New Roman"/>
-                <w:spacing w:val="-10"/>
-                <w:sz w:val="20"/>
-                <w:szCs w:val="20"/>
-                <w:lang w:eastAsia="ru-RU"/>
-              </w:rPr>
-              <w:t>0</w:t>
             </w:r>
           </w:p>
         </w:tc>
@@ -6082,40 +6523,22 @@
               <w:jc w:val="center"/>
               <w:rPr>
                 <w:rFonts w:eastAsia="Times New Roman"/>
-                <w:b/>
-                <w:spacing w:val="-10"/>
-                <w:sz w:val="20"/>
-                <w:szCs w:val="20"/>
-                <w:highlight w:val="yellow"/>
-                <w:lang w:eastAsia="ru-RU"/>
-              </w:rPr>
-            </w:pPr>
-            <w:r>
-              <w:rPr>
-                <w:rFonts w:eastAsia="Times New Roman"/>
-                <w:b/>
-                <w:spacing w:val="-10"/>
-                <w:sz w:val="20"/>
-                <w:szCs w:val="20"/>
-                <w:highlight w:val="yellow"/>
-                <w:lang w:eastAsia="ru-RU"/>
-              </w:rPr>
-              <w:t>0,5</w:t>
-            </w:r>
-            <w:proofErr w:type="gramStart"/>
-            <w:r>
-              <w:rPr>
-                <w:rFonts w:eastAsia="Times New Roman"/>
-                <w:b/>
-                <w:spacing w:val="-10"/>
-                <w:sz w:val="20"/>
-                <w:szCs w:val="20"/>
-                <w:highlight w:val="yellow"/>
-                <w:lang w:eastAsia="ru-RU"/>
-              </w:rPr>
-              <w:t xml:space="preserve"> А</w:t>
-            </w:r>
-            <w:proofErr w:type="gramEnd"/>
+                <w:spacing w:val="-10"/>
+                <w:sz w:val="20"/>
+                <w:szCs w:val="20"/>
+                <w:lang w:eastAsia="ru-RU"/>
+              </w:rPr>
+            </w:pPr>
+            <w:r>
+              <w:rPr>
+                <w:rFonts w:eastAsia="Times New Roman"/>
+                <w:spacing w:val="-10"/>
+                <w:sz w:val="20"/>
+                <w:szCs w:val="20"/>
+                <w:lang w:eastAsia="ru-RU"/>
+              </w:rPr>
+              <w:t>0,5 А</w:t>
+            </w:r>
           </w:p>
         </w:tc>
         <w:tc>
@@ -6133,22 +6556,18 @@
               <w:jc w:val="center"/>
               <w:rPr>
                 <w:rFonts w:eastAsia="Times New Roman"/>
-                <w:b/>
-                <w:spacing w:val="-10"/>
-                <w:sz w:val="20"/>
-                <w:szCs w:val="20"/>
-                <w:highlight w:val="yellow"/>
-                <w:lang w:eastAsia="ru-RU"/>
-              </w:rPr>
-            </w:pPr>
-            <w:r>
-              <w:rPr>
-                <w:rFonts w:eastAsia="Times New Roman"/>
-                <w:b/>
-                <w:spacing w:val="-10"/>
-                <w:sz w:val="20"/>
-                <w:szCs w:val="20"/>
-                <w:highlight w:val="yellow"/>
+                <w:spacing w:val="-10"/>
+                <w:sz w:val="20"/>
+                <w:szCs w:val="20"/>
+                <w:lang w:eastAsia="ru-RU"/>
+              </w:rPr>
+            </w:pPr>
+            <w:r>
+              <w:rPr>
+                <w:rFonts w:eastAsia="Times New Roman"/>
+                <w:spacing w:val="-10"/>
+                <w:sz w:val="20"/>
+                <w:szCs w:val="20"/>
                 <w:lang w:eastAsia="ru-RU"/>
               </w:rPr>
               <w:t>10</w:t>
@@ -6170,22 +6589,18 @@
               <w:jc w:val="center"/>
               <w:rPr>
                 <w:rFonts w:eastAsia="Times New Roman"/>
-                <w:b/>
-                <w:spacing w:val="-10"/>
-                <w:sz w:val="20"/>
-                <w:szCs w:val="20"/>
-                <w:highlight w:val="yellow"/>
-                <w:lang w:eastAsia="ru-RU"/>
-              </w:rPr>
-            </w:pPr>
-            <w:r>
-              <w:rPr>
-                <w:rFonts w:eastAsia="Times New Roman"/>
-                <w:b/>
-                <w:spacing w:val="-10"/>
-                <w:sz w:val="20"/>
-                <w:szCs w:val="20"/>
-                <w:highlight w:val="yellow"/>
+                <w:spacing w:val="-10"/>
+                <w:sz w:val="20"/>
+                <w:szCs w:val="20"/>
+                <w:lang w:eastAsia="ru-RU"/>
+              </w:rPr>
+            </w:pPr>
+            <w:r>
+              <w:rPr>
+                <w:rFonts w:eastAsia="Times New Roman"/>
+                <w:spacing w:val="-10"/>
+                <w:sz w:val="20"/>
+                <w:szCs w:val="20"/>
                 <w:lang w:eastAsia="ru-RU"/>
               </w:rPr>
               <w:t>50 мА/дел.</w:t>
@@ -6207,25 +6622,41 @@
               <w:jc w:val="center"/>
               <w:rPr>
                 <w:rFonts w:eastAsia="Times New Roman"/>
-                <w:b/>
-                <w:spacing w:val="-10"/>
-                <w:sz w:val="20"/>
-                <w:szCs w:val="20"/>
-                <w:highlight w:val="yellow"/>
+                <w:spacing w:val="-10"/>
+                <w:sz w:val="20"/>
+                <w:szCs w:val="20"/>
                 <w:lang w:val="en-US" w:eastAsia="ru-RU"/>
               </w:rPr>
             </w:pPr>
             <w:r>
               <w:rPr>
                 <w:rFonts w:eastAsia="Times New Roman"/>
-                <w:b/>
-                <w:spacing w:val="-10"/>
-                <w:sz w:val="20"/>
-                <w:szCs w:val="20"/>
-                <w:highlight w:val="yellow"/>
+                <w:spacing w:val="-10"/>
+                <w:sz w:val="20"/>
+                <w:szCs w:val="20"/>
                 <w:lang w:val="en-US" w:eastAsia="ru-RU"/>
               </w:rPr>
-              <w:t>*80</w:t>
+              <w:t>*</w:t>
+            </w:r>
+            <w:r>
+              <w:rPr>
+                <w:rFonts w:eastAsia="Times New Roman"/>
+                <w:spacing w:val="-10"/>
+                <w:sz w:val="20"/>
+                <w:szCs w:val="20"/>
+                <w:lang w:eastAsia="ru-RU"/>
+              </w:rPr>
+              <w:t>1</w:t>
+            </w:r>
+            <w:r>
+              <w:rPr>
+                <w:rFonts w:eastAsia="Times New Roman"/>
+                <w:spacing w:val="-10"/>
+                <w:sz w:val="20"/>
+                <w:szCs w:val="20"/>
+                <w:lang w:val="en-US" w:eastAsia="ru-RU"/>
+              </w:rPr>
+              <w:t>0</w:t>
             </w:r>
           </w:p>
         </w:tc>
@@ -6496,7 +6927,6 @@
               </w:rPr>
               <w:t>0,2</w:t>
             </w:r>
-            <w:proofErr w:type="gramStart"/>
             <w:r>
               <w:rPr>
                 <w:rFonts w:eastAsia="Times New Roman"/>
@@ -6517,7 +6947,6 @@
               </w:rPr>
               <w:t>А</w:t>
             </w:r>
-            <w:proofErr w:type="gramEnd"/>
           </w:p>
         </w:tc>
         <w:tc>
@@ -6891,20 +7320,8 @@
                 <w:szCs w:val="20"/>
                 <w:lang w:eastAsia="ru-RU"/>
               </w:rPr>
-              <w:t>0,1</w:t>
-            </w:r>
-            <w:proofErr w:type="gramStart"/>
-            <w:r>
-              <w:rPr>
-                <w:rFonts w:eastAsia="Times New Roman"/>
-                <w:spacing w:val="-10"/>
-                <w:sz w:val="20"/>
-                <w:szCs w:val="20"/>
-                <w:lang w:eastAsia="ru-RU"/>
-              </w:rPr>
-              <w:t xml:space="preserve"> А</w:t>
-            </w:r>
-            <w:proofErr w:type="gramEnd"/>
+              <w:t>0,1 А</w:t>
+            </w:r>
           </w:p>
         </w:tc>
         <w:tc>
@@ -15287,6 +15704,7 @@
           <w:sz w:val="22"/>
           <w:szCs w:val="22"/>
         </w:rPr>
+        <w:lastRenderedPageBreak/>
         <w:t>На основании таблиц 1 и 2 состав</w:t>
       </w:r>
       <w:r>
@@ -15425,18 +15843,8 @@
                 <w:sz w:val="20"/>
                 <w:szCs w:val="20"/>
               </w:rPr>
-              <w:t>50</w:t>
-            </w:r>
-            <w:proofErr w:type="gramStart"/>
-            <w:r>
-              <w:rPr>
-                <w:bCs/>
-                <w:sz w:val="20"/>
-                <w:szCs w:val="20"/>
-              </w:rPr>
-              <w:t> В</w:t>
-            </w:r>
-            <w:proofErr w:type="gramEnd"/>
+              <w:t>50 В</w:t>
+            </w:r>
           </w:p>
         </w:tc>
         <w:tc>
@@ -15562,18 +15970,8 @@
                 <w:sz w:val="20"/>
                 <w:szCs w:val="20"/>
               </w:rPr>
-              <w:t>30</w:t>
-            </w:r>
-            <w:proofErr w:type="gramStart"/>
-            <w:r>
-              <w:rPr>
-                <w:bCs/>
-                <w:sz w:val="20"/>
-                <w:szCs w:val="20"/>
-              </w:rPr>
-              <w:t xml:space="preserve"> В</w:t>
-            </w:r>
-            <w:proofErr w:type="gramEnd"/>
+              <w:t>30 В</w:t>
+            </w:r>
           </w:p>
         </w:tc>
         <w:tc>
@@ -15701,18 +16099,8 @@
                 <w:sz w:val="20"/>
                 <w:szCs w:val="20"/>
               </w:rPr>
-              <w:t>300</w:t>
-            </w:r>
-            <w:proofErr w:type="gramStart"/>
-            <w:r>
-              <w:rPr>
-                <w:bCs/>
-                <w:sz w:val="20"/>
-                <w:szCs w:val="20"/>
-              </w:rPr>
-              <w:t xml:space="preserve"> В</w:t>
-            </w:r>
-            <w:proofErr w:type="gramEnd"/>
+              <w:t>300 В</w:t>
+            </w:r>
           </w:p>
         </w:tc>
         <w:tc>
@@ -15808,18 +16196,8 @@
                 <w:sz w:val="20"/>
                 <w:szCs w:val="20"/>
               </w:rPr>
-              <w:t>3000</w:t>
-            </w:r>
-            <w:proofErr w:type="gramStart"/>
-            <w:r>
-              <w:rPr>
-                <w:bCs/>
-                <w:sz w:val="20"/>
-                <w:szCs w:val="20"/>
-              </w:rPr>
-              <w:t xml:space="preserve"> В</w:t>
-            </w:r>
-            <w:proofErr w:type="gramEnd"/>
+              <w:t>3000 В</w:t>
+            </w:r>
           </w:p>
         </w:tc>
         <w:tc>
@@ -16193,7 +16571,6 @@
           <w:b/>
           <w:sz w:val="22"/>
           <w:szCs w:val="22"/>
-          <w:highlight w:val="green"/>
         </w:rPr>
         <w:t>2</w:t>
       </w:r>
@@ -16270,21 +16647,12 @@
           <w:sz w:val="22"/>
           <w:szCs w:val="22"/>
         </w:rPr>
-        <w:t xml:space="preserve"> и </w:t>
-      </w:r>
-      <w:r>
-        <w:rPr>
-          <w:sz w:val="22"/>
-          <w:szCs w:val="22"/>
-          <w:u w:val="single"/>
-        </w:rPr>
-        <w:t>диапазон</w:t>
-      </w:r>
-      <w:r>
-        <w:rPr>
-          <w:sz w:val="22"/>
-          <w:szCs w:val="22"/>
-          <w:u w:val="single"/>
+        <w:t xml:space="preserve"> и диапазон</w:t>
+      </w:r>
+      <w:r>
+        <w:rPr>
+          <w:sz w:val="22"/>
+          <w:szCs w:val="22"/>
         </w:rPr>
         <w:t>а</w:t>
       </w:r>
@@ -16292,16 +16660,8 @@
         <w:rPr>
           <w:sz w:val="22"/>
           <w:szCs w:val="22"/>
-          <w:u w:val="single"/>
-        </w:rPr>
-        <w:t xml:space="preserve"> измерителя</w:t>
-      </w:r>
-      <w:r>
-        <w:rPr>
-          <w:sz w:val="22"/>
-          <w:szCs w:val="22"/>
-        </w:rPr>
-        <w:t xml:space="preserve"> </w:t>
+        </w:rPr>
+        <w:t xml:space="preserve"> измерителя </w:t>
       </w:r>
       <w:r>
         <w:rPr>
@@ -16337,15 +16697,7 @@
           <w:sz w:val="22"/>
           <w:szCs w:val="22"/>
         </w:rPr>
-        <w:t xml:space="preserve">и </w:t>
-      </w:r>
-      <w:r>
-        <w:rPr>
-          <w:sz w:val="22"/>
-          <w:szCs w:val="22"/>
-        </w:rPr>
-        <w:lastRenderedPageBreak/>
-        <w:t xml:space="preserve">сопротивлением обмотки. </w:t>
+        <w:t xml:space="preserve">и сопротивлением обмотки. </w:t>
       </w:r>
       <w:r>
         <w:rPr>
@@ -16679,7 +17031,6 @@
     </w:p>
     <w:p>
       <w:pPr>
-        <w:ind w:firstLine="0"/>
         <w:rPr>
           <w:sz w:val="22"/>
           <w:szCs w:val="22"/>
@@ -16687,13 +17038,16 @@
       </w:pPr>
       <w:r>
         <w:rPr>
-          <w:sz w:val="22"/>
-          <w:szCs w:val="22"/>
-        </w:rPr>
-        <w:t>Если это будет 4 резистора (3 Ом),</w:t>
-      </w:r>
-      <w:r>
-        <w:rPr>
+          <w:b/>
+          <w:sz w:val="22"/>
+          <w:szCs w:val="22"/>
+        </w:rPr>
+        <w:t>3</w:t>
+      </w:r>
+      <w:proofErr w:type="gramStart"/>
+      <w:r>
+        <w:rPr>
+          <w:b/>
           <w:sz w:val="22"/>
           <w:szCs w:val="22"/>
         </w:rPr>
@@ -16704,86 +17058,47 @@
           <w:sz w:val="22"/>
           <w:szCs w:val="22"/>
         </w:rPr>
-        <w:t>т</w:t>
-      </w:r>
-      <w:r>
-        <w:rPr>
-          <w:sz w:val="22"/>
-          <w:szCs w:val="22"/>
-        </w:rPr>
-        <w:t>о</w:t>
-      </w:r>
-      <w:r>
-        <w:rPr>
-          <w:sz w:val="22"/>
-          <w:szCs w:val="22"/>
-        </w:rPr>
-        <w:t xml:space="preserve"> достаточно </w:t>
-      </w:r>
-      <w:r>
-        <w:rPr>
-          <w:sz w:val="22"/>
-          <w:szCs w:val="22"/>
-          <w:highlight w:val="yellow"/>
-        </w:rPr>
-        <w:t>3 Ом-0,25 Вт.</w:t>
-      </w:r>
-    </w:p>
-    <w:p>
-      <w:pPr>
-        <w:rPr>
-          <w:sz w:val="22"/>
-          <w:szCs w:val="22"/>
-        </w:rPr>
-      </w:pPr>
+        <w:t xml:space="preserve"> </w:t>
+      </w:r>
+      <w:r>
+        <w:rPr>
+          <w:sz w:val="22"/>
+          <w:szCs w:val="22"/>
+          <w:u w:val="single"/>
+        </w:rPr>
+        <w:t>П</w:t>
+      </w:r>
+      <w:proofErr w:type="gramEnd"/>
+      <w:r>
+        <w:rPr>
+          <w:sz w:val="22"/>
+          <w:szCs w:val="22"/>
+          <w:u w:val="single"/>
+        </w:rPr>
+        <w:t>ри совместном включении</w:t>
+      </w:r>
+      <w:r>
+        <w:rPr>
+          <w:sz w:val="22"/>
+          <w:szCs w:val="22"/>
+        </w:rPr>
+        <w:t xml:space="preserve"> диапазона источника </w:t>
+      </w:r>
       <w:r>
         <w:rPr>
           <w:b/>
           <w:sz w:val="22"/>
           <w:szCs w:val="22"/>
-          <w:highlight w:val="green"/>
-        </w:rPr>
-        <w:t>3</w:t>
-      </w:r>
-      <w:proofErr w:type="gramStart"/>
+        </w:rPr>
+        <w:t>30</w:t>
+      </w:r>
       <w:r>
         <w:rPr>
           <w:b/>
           <w:sz w:val="22"/>
           <w:szCs w:val="22"/>
         </w:rPr>
-        <w:t xml:space="preserve"> </w:t>
-      </w:r>
-      <w:r>
-        <w:rPr>
-          <w:sz w:val="22"/>
-          <w:szCs w:val="22"/>
-        </w:rPr>
-        <w:t xml:space="preserve"> </w:t>
-      </w:r>
-      <w:r>
-        <w:rPr>
-          <w:sz w:val="22"/>
-          <w:szCs w:val="22"/>
-          <w:u w:val="single"/>
-        </w:rPr>
-        <w:t>П</w:t>
-      </w:r>
-      <w:proofErr w:type="gramEnd"/>
-      <w:r>
-        <w:rPr>
-          <w:sz w:val="22"/>
-          <w:szCs w:val="22"/>
-          <w:u w:val="single"/>
-        </w:rPr>
-        <w:t>ри совместном включении</w:t>
-      </w:r>
-      <w:r>
-        <w:rPr>
-          <w:sz w:val="22"/>
-          <w:szCs w:val="22"/>
-        </w:rPr>
-        <w:t xml:space="preserve"> диапазона источника </w:t>
+        <w:t>0</w:t>
       </w:r>
       <w:r>
         <w:rPr>
@@ -16791,22 +17106,6 @@
           <w:sz w:val="22"/>
           <w:szCs w:val="22"/>
         </w:rPr>
-        <w:t>30</w:t>
-      </w:r>
-      <w:r>
-        <w:rPr>
-          <w:b/>
-          <w:sz w:val="22"/>
-          <w:szCs w:val="22"/>
-        </w:rPr>
-        <w:t>0</w:t>
-      </w:r>
-      <w:r>
-        <w:rPr>
-          <w:b/>
-          <w:sz w:val="22"/>
-          <w:szCs w:val="22"/>
-        </w:rPr>
         <w:t> В</w:t>
       </w:r>
       <w:r>
@@ -16814,22 +17113,7 @@
           <w:sz w:val="22"/>
           <w:szCs w:val="22"/>
         </w:rPr>
-        <w:t xml:space="preserve"> и </w:t>
-      </w:r>
-      <w:r>
-        <w:rPr>
-          <w:sz w:val="22"/>
-          <w:szCs w:val="22"/>
-          <w:u w:val="single"/>
-        </w:rPr>
-        <w:t>диапазона измерителя</w:t>
-      </w:r>
-      <w:r>
-        <w:rPr>
-          <w:sz w:val="22"/>
-          <w:szCs w:val="22"/>
-        </w:rPr>
-        <w:t xml:space="preserve"> </w:t>
+        <w:t xml:space="preserve"> и диапазона измерителя </w:t>
       </w:r>
       <w:r>
         <w:rPr>
@@ -17005,7 +17289,6 @@
       </w:r>
       <w:r>
         <w:rPr>
-          <w:b/>
           <w:sz w:val="22"/>
           <w:szCs w:val="22"/>
         </w:rPr>
@@ -17013,28 +17296,10 @@
       </w:r>
       <w:r>
         <w:rPr>
-          <w:b/>
-          <w:sz w:val="22"/>
-          <w:szCs w:val="22"/>
-        </w:rPr>
-        <w:t>0</w:t>
-      </w:r>
-      <w:proofErr w:type="gramStart"/>
-      <w:r>
-        <w:rPr>
-          <w:b/>
-          <w:sz w:val="22"/>
-          <w:szCs w:val="22"/>
-        </w:rPr>
-        <w:t> А</w:t>
-      </w:r>
-      <w:proofErr w:type="gramEnd"/>
-      <w:r>
-        <w:rPr>
-          <w:sz w:val="22"/>
-          <w:szCs w:val="22"/>
-        </w:rPr>
-        <w:t>,</w:t>
+          <w:sz w:val="22"/>
+          <w:szCs w:val="22"/>
+        </w:rPr>
+        <w:t>0 А,</w:t>
       </w:r>
       <w:r>
         <w:rPr>
@@ -17063,11 +17328,9 @@
           <w:b/>
           <w:sz w:val="22"/>
           <w:szCs w:val="22"/>
-          <w:highlight w:val="green"/>
         </w:rPr>
         <w:t>4</w:t>
       </w:r>
-      <w:proofErr w:type="gramStart"/>
       <w:r>
         <w:rPr>
           <w:sz w:val="22"/>
@@ -17081,16 +17344,7 @@
           <w:szCs w:val="22"/>
           <w:u w:val="single"/>
         </w:rPr>
-        <w:t>П</w:t>
-      </w:r>
-      <w:proofErr w:type="gramEnd"/>
-      <w:r>
-        <w:rPr>
-          <w:sz w:val="22"/>
-          <w:szCs w:val="22"/>
-          <w:u w:val="single"/>
-        </w:rPr>
-        <w:t>ри совместном включении</w:t>
+        <w:t>При совместном включении</w:t>
       </w:r>
       <w:r>
         <w:rPr>
@@ -17118,7 +17372,6 @@
         <w:rPr>
           <w:sz w:val="22"/>
           <w:szCs w:val="22"/>
-          <w:u w:val="single"/>
         </w:rPr>
         <w:t>диапазон</w:t>
       </w:r>
@@ -17126,7 +17379,6 @@
         <w:rPr>
           <w:sz w:val="22"/>
           <w:szCs w:val="22"/>
-          <w:u w:val="single"/>
         </w:rPr>
         <w:t>а</w:t>
       </w:r>
@@ -17134,16 +17386,8 @@
         <w:rPr>
           <w:sz w:val="22"/>
           <w:szCs w:val="22"/>
-          <w:u w:val="single"/>
-        </w:rPr>
-        <w:t xml:space="preserve"> измерителя</w:t>
-      </w:r>
-      <w:r>
-        <w:rPr>
-          <w:sz w:val="22"/>
-          <w:szCs w:val="22"/>
-        </w:rPr>
-        <w:t xml:space="preserve"> </w:t>
+        </w:rPr>
+        <w:t xml:space="preserve"> измерителя </w:t>
       </w:r>
       <w:r>
         <w:rPr>
@@ -17669,18 +17913,8 @@
           <w:sz w:val="22"/>
           <w:szCs w:val="22"/>
         </w:rPr>
-        <w:t>0,2</w:t>
-      </w:r>
-      <w:proofErr w:type="gramStart"/>
-      <w:r>
-        <w:rPr>
-          <w:b/>
-          <w:sz w:val="22"/>
-          <w:szCs w:val="22"/>
-        </w:rPr>
-        <w:t> А</w:t>
-      </w:r>
-      <w:proofErr w:type="gramEnd"/>
+        <w:t>0,2 А</w:t>
+      </w:r>
       <w:r>
         <w:rPr>
           <w:sz w:val="22"/>
@@ -17864,7 +18098,6 @@
           <w:b/>
           <w:sz w:val="22"/>
           <w:szCs w:val="22"/>
-          <w:highlight w:val="green"/>
         </w:rPr>
         <w:t>5</w:t>
       </w:r>
@@ -18023,7 +18256,6 @@
         </w:rPr>
         <w:t>6</w:t>
       </w:r>
-      <w:proofErr w:type="gramStart"/>
       <w:r>
         <w:rPr>
           <w:sz w:val="22"/>
@@ -18037,16 +18269,7 @@
           <w:szCs w:val="22"/>
           <w:u w:val="single"/>
         </w:rPr>
-        <w:t>П</w:t>
-      </w:r>
-      <w:proofErr w:type="gramEnd"/>
-      <w:r>
-        <w:rPr>
-          <w:sz w:val="22"/>
-          <w:szCs w:val="22"/>
-          <w:u w:val="single"/>
-        </w:rPr>
-        <w:t>ри совместном включении</w:t>
+        <w:t>При совместном включении</w:t>
       </w:r>
       <w:r>
         <w:rPr>
@@ -18178,7 +18401,6 @@
           <w:b/>
           <w:sz w:val="22"/>
           <w:szCs w:val="22"/>
-          <w:highlight w:val="green"/>
         </w:rPr>
         <w:t>8</w:t>
       </w:r>
@@ -18449,40 +18671,46 @@
           <w:sz w:val="22"/>
           <w:szCs w:val="22"/>
         </w:rPr>
-        <w:t>3000</w:t>
-      </w:r>
-      <w:proofErr w:type="gramStart"/>
+        <w:t>3000 В</w:t>
+      </w:r>
+      <w:r>
+        <w:rPr>
+          <w:sz w:val="22"/>
+          <w:szCs w:val="22"/>
+        </w:rPr>
+        <w:t xml:space="preserve"> </w:t>
+      </w:r>
+      <w:proofErr w:type="spellStart"/>
+      <w:r>
+        <w:rPr>
+          <w:sz w:val="22"/>
+          <w:szCs w:val="22"/>
+        </w:rPr>
+        <w:t>д.б</w:t>
+      </w:r>
+      <w:proofErr w:type="spellEnd"/>
+      <w:r>
+        <w:rPr>
+          <w:sz w:val="22"/>
+          <w:szCs w:val="22"/>
+        </w:rPr>
+        <w:t>.</w:t>
+      </w:r>
       <w:r>
         <w:rPr>
           <w:b/>
           <w:sz w:val="22"/>
           <w:szCs w:val="22"/>
         </w:rPr>
-        <w:t> В</w:t>
-      </w:r>
-      <w:proofErr w:type="gramEnd"/>
-      <w:r>
-        <w:rPr>
-          <w:sz w:val="22"/>
-          <w:szCs w:val="22"/>
-        </w:rPr>
         <w:t xml:space="preserve"> </w:t>
       </w:r>
-      <w:proofErr w:type="spellStart"/>
-      <w:r>
-        <w:rPr>
-          <w:sz w:val="22"/>
-          <w:szCs w:val="22"/>
-        </w:rPr>
-        <w:t>д.б</w:t>
-      </w:r>
-      <w:proofErr w:type="spellEnd"/>
-      <w:r>
-        <w:rPr>
-          <w:sz w:val="22"/>
-          <w:szCs w:val="22"/>
-        </w:rPr>
-        <w:t>.</w:t>
+      <w:r>
+        <w:rPr>
+          <w:sz w:val="22"/>
+          <w:szCs w:val="22"/>
+          <w:u w:val="single"/>
+        </w:rPr>
+        <w:t xml:space="preserve">установлен постоянный резистор </w:t>
       </w:r>
       <w:r>
         <w:rPr>
@@ -18490,55 +18718,7 @@
           <w:sz w:val="22"/>
           <w:szCs w:val="22"/>
         </w:rPr>
-        <w:t xml:space="preserve"> </w:t>
-      </w:r>
-      <w:r>
-        <w:rPr>
-          <w:sz w:val="22"/>
-          <w:szCs w:val="22"/>
-          <w:u w:val="single"/>
-        </w:rPr>
-        <w:t xml:space="preserve">установлен постоянный резистор </w:t>
-      </w:r>
-      <w:r>
-        <w:rPr>
-          <w:b/>
-          <w:sz w:val="22"/>
-          <w:szCs w:val="22"/>
-        </w:rPr>
-        <w:t>1,</w:t>
-      </w:r>
-      <w:r>
-        <w:rPr>
-          <w:b/>
-          <w:sz w:val="22"/>
-          <w:szCs w:val="22"/>
-        </w:rPr>
-        <w:t>2</w:t>
-      </w:r>
-      <w:r>
-        <w:rPr>
-          <w:b/>
-          <w:sz w:val="22"/>
-          <w:szCs w:val="22"/>
-        </w:rPr>
-        <w:t>к∙5=</w:t>
-      </w:r>
-      <w:r>
-        <w:rPr>
-          <w:b/>
-          <w:sz w:val="22"/>
-          <w:szCs w:val="22"/>
-        </w:rPr>
-        <w:t>6</w:t>
-      </w:r>
-      <w:r>
-        <w:rPr>
-          <w:b/>
-          <w:sz w:val="22"/>
-          <w:szCs w:val="22"/>
-        </w:rPr>
-        <w:t> кОм</w:t>
+        <w:t>1,0к∙5=5 кОм</w:t>
       </w:r>
       <w:r>
         <w:rPr>
@@ -18869,6 +19049,7 @@
         <w:rPr>
           <w:b/>
         </w:rPr>
+        <w:lastRenderedPageBreak/>
         <w:t xml:space="preserve">3 </w:t>
       </w:r>
       <w:r>
@@ -18943,18 +19124,10 @@
         <w:ind w:firstLine="0"/>
       </w:pPr>
       <w:r>
-        <w:t>4</w:t>
-      </w:r>
-      <w:proofErr w:type="gramStart"/>
-      <w:r>
-        <w:t xml:space="preserve"> </w:t>
-      </w:r>
-      <w:r>
-        <w:t>Р</w:t>
-      </w:r>
-      <w:proofErr w:type="gramEnd"/>
-      <w:r>
-        <w:t xml:space="preserve">азработать </w:t>
+        <w:t xml:space="preserve">4 </w:t>
+      </w:r>
+      <w:r>
+        <w:t xml:space="preserve">Разработать </w:t>
       </w:r>
       <w:r>
         <w:rPr>
@@ -19004,52 +19177,30 @@
         <w:t>,</w:t>
       </w:r>
       <w:r>
-        <w:t xml:space="preserve"> начиная </w:t>
-      </w:r>
-      <w:r>
-        <w:rPr>
-          <w:highlight w:val="cyan"/>
-        </w:rPr>
-        <w:t xml:space="preserve">с </w:t>
+        <w:t xml:space="preserve"> начиная с </w:t>
       </w:r>
       <w:r>
         <w:rPr>
           <w:b/>
-          <w:highlight w:val="cyan"/>
         </w:rPr>
         <w:t>2 мА</w:t>
       </w:r>
       <w:r>
-        <w:rPr>
-          <w:highlight w:val="cyan"/>
-        </w:rPr>
         <w:t xml:space="preserve"> (</w:t>
       </w:r>
       <w:r>
         <w:rPr>
           <w:rFonts w:eastAsia="Times New Roman"/>
           <w:spacing w:val="-10"/>
-          <w:highlight w:val="cyan"/>
           <w:lang w:eastAsia="ru-RU"/>
         </w:rPr>
         <w:t>649 Ом</w:t>
       </w:r>
       <w:r>
-        <w:rPr>
-          <w:highlight w:val="cyan"/>
-        </w:rPr>
         <w:t>)</w:t>
       </w:r>
       <w:r>
-        <w:t xml:space="preserve"> для диапазона 300</w:t>
-      </w:r>
-      <w:proofErr w:type="gramStart"/>
-      <w:r>
-        <w:t> В</w:t>
-      </w:r>
-      <w:proofErr w:type="gramEnd"/>
-      <w:r>
-        <w:t xml:space="preserve"> (330 мкФ) и диапазона 3 </w:t>
+        <w:t xml:space="preserve"> для диапазона 300 В (330 мкФ) и диапазона 3 </w:t>
       </w:r>
       <w:proofErr w:type="spellStart"/>
       <w:r>
@@ -19114,11 +19265,7 @@
         <w:t xml:space="preserve">. </w:t>
       </w:r>
       <w:r>
-        <w:t xml:space="preserve">Поскольку, </w:t>
-      </w:r>
-      <w:proofErr w:type="gramStart"/>
-      <w:r>
-        <w:t>начиная с диапазона 2 мА уже имеется резистор</w:t>
+        <w:t>Поскольку, начиная с диапазона 2 мА уже имеется резистор</w:t>
       </w:r>
       <w:r>
         <w:t xml:space="preserve"> ≥</w:t>
@@ -19129,24 +19276,619 @@
           <w:spacing w:val="-10"/>
           <w:lang w:eastAsia="ru-RU"/>
         </w:rPr>
-        <w:t>649</w:t>
-      </w:r>
-      <w:proofErr w:type="gramEnd"/>
-      <w:r>
-        <w:rPr>
-          <w:rFonts w:eastAsia="Times New Roman"/>
-          <w:spacing w:val="-10"/>
-          <w:lang w:eastAsia="ru-RU"/>
-        </w:rPr>
-        <w:t xml:space="preserve"> Ом, резисторы по 150 Ом возможно излишни.</w:t>
+        <w:t>649 Ом, резисторы по 150 Ом возможно излишни.</w:t>
       </w:r>
     </w:p>
     <w:p>
       <w:pPr>
         <w:ind w:firstLine="0"/>
       </w:pPr>
-      <w:bookmarkStart w:id="0" w:name="_GoBack"/>
-      <w:bookmarkEnd w:id="0"/>
+    </w:p>
+    <w:p>
+      <w:pPr>
+        <w:ind w:firstLine="0"/>
+      </w:pPr>
+      <w:r>
+        <w:t xml:space="preserve">При включении диапазонов измерителя тока, соответствующих мощности трансформатора 150 Вт, при превышении тока через объект сверх 150 Вт,  первой сработает защита </w:t>
+      </w:r>
+      <w:r>
+        <w:rPr>
+          <w:lang w:val="en-US"/>
+        </w:rPr>
+        <w:t>limit</w:t>
+      </w:r>
+      <w:r>
+        <w:t xml:space="preserve">  </w:t>
+      </w:r>
+      <w:r>
+        <w:rPr>
+          <w:b/>
+          <w:lang w:val="en-US"/>
+        </w:rPr>
+        <w:t>w</w:t>
+      </w:r>
+      <w:r>
+        <w:rPr>
+          <w:b/>
+        </w:rPr>
+        <w:t>.</w:t>
+      </w:r>
+    </w:p>
+    <w:p>
+      <w:pPr>
+        <w:ind w:firstLine="0"/>
+      </w:pPr>
+    </w:p>
+    <w:p>
+      <w:pPr>
+        <w:ind w:firstLine="0"/>
+      </w:pPr>
+    </w:p>
+    <w:p>
+      <w:pPr>
+        <w:ind w:firstLine="0"/>
+      </w:pPr>
+      <w:r>
+        <w:t>Чтобы сработала защита (</w:t>
+      </w:r>
+      <w:r>
+        <w:rPr>
+          <w:lang w:val="en-US"/>
+        </w:rPr>
+        <w:t>limit</w:t>
+      </w:r>
+      <w:r>
+        <w:t xml:space="preserve">  </w:t>
+      </w:r>
+      <w:r>
+        <w:rPr>
+          <w:b/>
+          <w:lang w:val="en-US"/>
+        </w:rPr>
+        <w:t>w</w:t>
+      </w:r>
+      <w:r>
+        <w:t xml:space="preserve">) по мощности  </w:t>
+      </w:r>
+      <w:r>
+        <w:t>(</w:t>
+      </w:r>
+      <w:r>
+        <w:t>2</w:t>
+      </w:r>
+      <w:r>
+        <w:t>0</w:t>
+      </w:r>
+      <w:r>
+        <w:t>0 Вт</w:t>
+      </w:r>
+      <w:r>
+        <w:t>)</w:t>
+      </w:r>
+    </w:p>
+    <w:p>
+      <w:pPr>
+        <w:jc w:val="left"/>
+        <w:rPr>
+          <w:rFonts w:eastAsia="Calibri"/>
+          <w:w w:val="90"/>
+        </w:rPr>
+      </w:pPr>
+      <w:r>
+        <w:rPr>
+          <w:rFonts w:eastAsia="Calibri"/>
+          <w:w w:val="90"/>
+        </w:rPr>
+        <w:t>В диапазоне 3 </w:t>
+      </w:r>
+      <w:proofErr w:type="spellStart"/>
+      <w:r>
+        <w:rPr>
+          <w:rFonts w:eastAsia="Calibri"/>
+          <w:w w:val="90"/>
+        </w:rPr>
+        <w:t>кВ</w:t>
+      </w:r>
+      <w:proofErr w:type="spellEnd"/>
+      <w:r>
+        <w:rPr>
+          <w:rFonts w:eastAsia="Calibri"/>
+          <w:w w:val="90"/>
+        </w:rPr>
+        <w:t xml:space="preserve"> максимальный  ток</w:t>
+      </w:r>
+      <w:r>
+        <w:rPr>
+          <w:rFonts w:eastAsia="Calibri"/>
+          <w:w w:val="90"/>
+        </w:rPr>
+        <w:t xml:space="preserve"> </w:t>
+      </w:r>
+      <w:r>
+        <w:rPr>
+          <w:rFonts w:eastAsia="Calibri"/>
+          <w:w w:val="90"/>
+        </w:rPr>
+        <w:t xml:space="preserve"> – </w:t>
+      </w:r>
+      <w:r>
+        <w:rPr>
+          <w:rFonts w:eastAsia="Calibri"/>
+          <w:w w:val="90"/>
+          <w:highlight w:val="cyan"/>
+        </w:rPr>
+        <w:t>67</w:t>
+      </w:r>
+      <w:r>
+        <w:rPr>
+          <w:rFonts w:eastAsia="Calibri"/>
+          <w:w w:val="90"/>
+          <w:highlight w:val="cyan"/>
+        </w:rPr>
+        <w:t> мА</w:t>
+      </w:r>
+      <w:r>
+        <w:rPr>
+          <w:rFonts w:eastAsia="Calibri"/>
+          <w:w w:val="90"/>
+          <w:highlight w:val="cyan"/>
+        </w:rPr>
+        <w:t>,</w:t>
+      </w:r>
+      <w:r>
+        <w:rPr>
+          <w:rFonts w:eastAsia="Calibri"/>
+          <w:w w:val="90"/>
+        </w:rPr>
+        <w:t xml:space="preserve"> </w:t>
+      </w:r>
+    </w:p>
+    <w:p>
+      <w:pPr>
+        <w:jc w:val="left"/>
+        <w:rPr>
+          <w:rFonts w:eastAsia="Calibri"/>
+          <w:w w:val="90"/>
+        </w:rPr>
+      </w:pPr>
+      <w:r>
+        <w:rPr>
+          <w:rFonts w:eastAsia="Calibri"/>
+          <w:w w:val="90"/>
+        </w:rPr>
+        <w:t xml:space="preserve"> В диапазоне 300</w:t>
+      </w:r>
+      <w:proofErr w:type="gramStart"/>
+      <w:r>
+        <w:rPr>
+          <w:rFonts w:eastAsia="Calibri"/>
+          <w:w w:val="90"/>
+        </w:rPr>
+        <w:t> В</w:t>
+      </w:r>
+      <w:proofErr w:type="gramEnd"/>
+      <w:r>
+        <w:rPr>
+          <w:rFonts w:eastAsia="Calibri"/>
+          <w:w w:val="90"/>
+        </w:rPr>
+        <w:t xml:space="preserve"> максимальный  ток </w:t>
+      </w:r>
+      <w:r>
+        <w:rPr>
+          <w:rFonts w:eastAsia="Calibri"/>
+          <w:w w:val="90"/>
+          <w:highlight w:val="cyan"/>
+        </w:rPr>
+        <w:t xml:space="preserve">– </w:t>
+      </w:r>
+      <w:r>
+        <w:rPr>
+          <w:rFonts w:eastAsia="Calibri"/>
+          <w:w w:val="90"/>
+          <w:highlight w:val="cyan"/>
+        </w:rPr>
+        <w:t>670</w:t>
+      </w:r>
+      <w:r>
+        <w:rPr>
+          <w:rFonts w:eastAsia="Calibri"/>
+          <w:w w:val="90"/>
+          <w:highlight w:val="cyan"/>
+        </w:rPr>
+        <w:t> мА</w:t>
+      </w:r>
+      <w:r>
+        <w:rPr>
+          <w:rFonts w:eastAsia="Calibri"/>
+          <w:w w:val="90"/>
+        </w:rPr>
+        <w:t>,</w:t>
+      </w:r>
+      <w:r>
+        <w:rPr>
+          <w:rFonts w:eastAsia="Calibri"/>
+          <w:w w:val="90"/>
+        </w:rPr>
+        <w:t xml:space="preserve"> </w:t>
+      </w:r>
+    </w:p>
+    <w:p>
+      <w:pPr>
+        <w:jc w:val="left"/>
+        <w:rPr>
+          <w:rFonts w:eastAsia="Calibri"/>
+          <w:w w:val="90"/>
+        </w:rPr>
+      </w:pPr>
+      <w:r>
+        <w:rPr>
+          <w:rFonts w:eastAsia="Calibri"/>
+          <w:w w:val="90"/>
+        </w:rPr>
+        <w:t>В диапазоне 30</w:t>
+      </w:r>
+      <w:proofErr w:type="gramStart"/>
+      <w:r>
+        <w:rPr>
+          <w:rFonts w:eastAsia="Calibri"/>
+          <w:w w:val="90"/>
+        </w:rPr>
+        <w:t> В</w:t>
+      </w:r>
+      <w:proofErr w:type="gramEnd"/>
+      <w:r>
+        <w:rPr>
+          <w:rFonts w:eastAsia="Calibri"/>
+          <w:w w:val="90"/>
+        </w:rPr>
+        <w:t xml:space="preserve"> максимальный  ток – </w:t>
+      </w:r>
+      <w:r>
+        <w:rPr>
+          <w:rFonts w:eastAsia="Calibri"/>
+          <w:w w:val="90"/>
+          <w:highlight w:val="cyan"/>
+        </w:rPr>
+        <w:t>6,7</w:t>
+      </w:r>
+      <w:r>
+        <w:rPr>
+          <w:rFonts w:eastAsia="Calibri"/>
+          <w:w w:val="90"/>
+          <w:highlight w:val="cyan"/>
+        </w:rPr>
+        <w:t xml:space="preserve"> А</w:t>
+      </w:r>
+      <w:r>
+        <w:rPr>
+          <w:rFonts w:eastAsia="Calibri"/>
+          <w:w w:val="90"/>
+          <w:highlight w:val="cyan"/>
+        </w:rPr>
+        <w:t>.</w:t>
+      </w:r>
+      <w:r>
+        <w:rPr>
+          <w:rFonts w:eastAsia="Calibri"/>
+          <w:w w:val="90"/>
+        </w:rPr>
+        <w:t xml:space="preserve">  </w:t>
+      </w:r>
+    </w:p>
+    <w:p>
+      <w:pPr>
+        <w:ind w:firstLine="0"/>
+      </w:pPr>
+      <w:r>
+        <w:t xml:space="preserve">  </w:t>
+      </w:r>
+    </w:p>
+    <w:p>
+      <w:pPr>
+        <w:ind w:firstLine="0"/>
+      </w:pPr>
+      <w:r>
+        <w:t>Чтобы сработала защита (</w:t>
+      </w:r>
+      <w:r>
+        <w:rPr>
+          <w:lang w:val="en-US"/>
+        </w:rPr>
+        <w:t>limit</w:t>
+      </w:r>
+      <w:r>
+        <w:t xml:space="preserve">  </w:t>
+      </w:r>
+      <w:r>
+        <w:rPr>
+          <w:b/>
+          <w:lang w:val="en-US"/>
+        </w:rPr>
+        <w:t>i</w:t>
+      </w:r>
+      <w:r>
+        <w:t>) в измерителе тока</w:t>
+      </w:r>
+    </w:p>
+    <w:p>
+      <w:pPr>
+        <w:jc w:val="left"/>
+        <w:rPr>
+          <w:rFonts w:eastAsia="Calibri"/>
+          <w:w w:val="90"/>
+        </w:rPr>
+      </w:pPr>
+      <w:r>
+        <w:rPr>
+          <w:rFonts w:eastAsia="Calibri"/>
+          <w:w w:val="90"/>
+        </w:rPr>
+        <w:t>В диапазоне 3 </w:t>
+      </w:r>
+      <w:proofErr w:type="spellStart"/>
+      <w:r>
+        <w:rPr>
+          <w:rFonts w:eastAsia="Calibri"/>
+          <w:w w:val="90"/>
+        </w:rPr>
+        <w:t>кВ</w:t>
+      </w:r>
+      <w:proofErr w:type="spellEnd"/>
+      <w:r>
+        <w:rPr>
+          <w:rFonts w:eastAsia="Calibri"/>
+          <w:w w:val="90"/>
+        </w:rPr>
+        <w:t xml:space="preserve"> </w:t>
+      </w:r>
+      <w:r>
+        <w:rPr>
+          <w:rFonts w:eastAsia="Calibri"/>
+          <w:w w:val="90"/>
+        </w:rPr>
+        <w:t>(</w:t>
+      </w:r>
+      <w:r>
+        <w:rPr>
+          <w:rFonts w:eastAsia="Calibri"/>
+          <w:w w:val="90"/>
+        </w:rPr>
+        <w:t xml:space="preserve">максимальный  диапазон тока – </w:t>
+      </w:r>
+      <w:r>
+        <w:rPr>
+          <w:rFonts w:eastAsia="Calibri"/>
+          <w:w w:val="90"/>
+        </w:rPr>
+        <w:t>5</w:t>
+      </w:r>
+      <w:r>
+        <w:rPr>
+          <w:rFonts w:eastAsia="Calibri"/>
+          <w:w w:val="90"/>
+        </w:rPr>
+        <w:t>0 мА</w:t>
+      </w:r>
+      <w:r>
+        <w:rPr>
+          <w:rFonts w:eastAsia="Calibri"/>
+          <w:w w:val="90"/>
+        </w:rPr>
+        <w:t>)</w:t>
+      </w:r>
+      <w:r>
+        <w:rPr>
+          <w:rFonts w:eastAsia="Calibri"/>
+          <w:w w:val="90"/>
+        </w:rPr>
+        <w:t xml:space="preserve"> </w:t>
+      </w:r>
+      <w:r>
+        <w:rPr>
+          <w:rFonts w:eastAsia="Calibri"/>
+          <w:w w:val="90"/>
+        </w:rPr>
+        <w:t xml:space="preserve">– </w:t>
+      </w:r>
+      <w:r>
+        <w:rPr>
+          <w:rFonts w:eastAsia="Calibri"/>
+          <w:w w:val="90"/>
+          <w:highlight w:val="cyan"/>
+        </w:rPr>
+        <w:t>100 м</w:t>
+      </w:r>
+      <w:r>
+        <w:rPr>
+          <w:rFonts w:eastAsia="Calibri"/>
+          <w:w w:val="90"/>
+        </w:rPr>
+        <w:t>А,</w:t>
+      </w:r>
+    </w:p>
+    <w:p>
+      <w:pPr>
+        <w:jc w:val="left"/>
+        <w:rPr>
+          <w:rFonts w:eastAsia="Calibri"/>
+          <w:w w:val="90"/>
+        </w:rPr>
+      </w:pPr>
+      <w:r>
+        <w:rPr>
+          <w:rFonts w:eastAsia="Calibri"/>
+          <w:w w:val="90"/>
+        </w:rPr>
+        <w:t xml:space="preserve"> В диапазоне 300</w:t>
+      </w:r>
+      <w:proofErr w:type="gramStart"/>
+      <w:r>
+        <w:rPr>
+          <w:rFonts w:eastAsia="Calibri"/>
+          <w:w w:val="90"/>
+        </w:rPr>
+        <w:t> В</w:t>
+      </w:r>
+      <w:proofErr w:type="gramEnd"/>
+      <w:r>
+        <w:rPr>
+          <w:rFonts w:eastAsia="Calibri"/>
+          <w:w w:val="90"/>
+        </w:rPr>
+        <w:t xml:space="preserve"> </w:t>
+      </w:r>
+      <w:r>
+        <w:rPr>
+          <w:rFonts w:eastAsia="Calibri"/>
+          <w:w w:val="90"/>
+        </w:rPr>
+        <w:t>(</w:t>
+      </w:r>
+      <w:r>
+        <w:rPr>
+          <w:rFonts w:eastAsia="Calibri"/>
+          <w:w w:val="90"/>
+        </w:rPr>
+        <w:t xml:space="preserve">максимальный  диапазон тока – </w:t>
+      </w:r>
+      <w:r>
+        <w:rPr>
+          <w:rFonts w:eastAsia="Calibri"/>
+          <w:w w:val="90"/>
+        </w:rPr>
+        <w:t>5</w:t>
+      </w:r>
+      <w:r>
+        <w:rPr>
+          <w:rFonts w:eastAsia="Calibri"/>
+          <w:w w:val="90"/>
+        </w:rPr>
+        <w:t>00 мА</w:t>
+      </w:r>
+      <w:r>
+        <w:rPr>
+          <w:rFonts w:eastAsia="Calibri"/>
+          <w:w w:val="90"/>
+        </w:rPr>
+        <w:t>)</w:t>
+      </w:r>
+      <w:r>
+        <w:rPr>
+          <w:rFonts w:eastAsia="Calibri"/>
+          <w:w w:val="90"/>
+        </w:rPr>
+        <w:t xml:space="preserve"> </w:t>
+      </w:r>
+      <w:r>
+        <w:rPr>
+          <w:rFonts w:eastAsia="Calibri"/>
+          <w:w w:val="90"/>
+          <w:highlight w:val="cyan"/>
+        </w:rPr>
+        <w:t>– 1 А</w:t>
+      </w:r>
+      <w:r>
+        <w:rPr>
+          <w:rFonts w:eastAsia="Calibri"/>
+          <w:w w:val="90"/>
+        </w:rPr>
+        <w:t>,</w:t>
+      </w:r>
+    </w:p>
+    <w:p>
+      <w:pPr>
+        <w:jc w:val="left"/>
+        <w:rPr>
+          <w:rFonts w:eastAsia="Calibri"/>
+          <w:w w:val="90"/>
+        </w:rPr>
+      </w:pPr>
+      <w:r>
+        <w:rPr>
+          <w:rFonts w:eastAsia="Calibri"/>
+          <w:w w:val="90"/>
+        </w:rPr>
+        <w:t>В диапазоне 30</w:t>
+      </w:r>
+      <w:proofErr w:type="gramStart"/>
+      <w:r>
+        <w:rPr>
+          <w:rFonts w:eastAsia="Calibri"/>
+          <w:w w:val="90"/>
+        </w:rPr>
+        <w:t> В</w:t>
+      </w:r>
+      <w:proofErr w:type="gramEnd"/>
+      <w:r>
+        <w:rPr>
+          <w:rFonts w:eastAsia="Calibri"/>
+          <w:w w:val="90"/>
+        </w:rPr>
+        <w:t xml:space="preserve"> максимальный  диапазон тока – </w:t>
+      </w:r>
+      <w:r>
+        <w:rPr>
+          <w:rFonts w:eastAsia="Calibri"/>
+          <w:w w:val="90"/>
+        </w:rPr>
+        <w:t>5</w:t>
+      </w:r>
+      <w:r>
+        <w:rPr>
+          <w:rFonts w:eastAsia="Calibri"/>
+          <w:w w:val="90"/>
+        </w:rPr>
+        <w:t xml:space="preserve"> А  </w:t>
+      </w:r>
+      <w:r>
+        <w:rPr>
+          <w:rFonts w:eastAsia="Calibri"/>
+          <w:w w:val="90"/>
+        </w:rPr>
+        <w:t xml:space="preserve">- </w:t>
+      </w:r>
+      <w:r>
+        <w:rPr>
+          <w:rFonts w:eastAsia="Calibri"/>
+          <w:w w:val="90"/>
+          <w:highlight w:val="cyan"/>
+        </w:rPr>
+        <w:t>10 А</w:t>
+      </w:r>
+    </w:p>
+    <w:p>
+      <w:pPr>
+        <w:jc w:val="left"/>
+        <w:rPr>
+          <w:rFonts w:eastAsia="Calibri"/>
+          <w:w w:val="90"/>
+        </w:rPr>
+      </w:pPr>
+    </w:p>
+    <w:p>
+      <w:pPr>
+        <w:jc w:val="left"/>
+        <w:rPr>
+          <w:rFonts w:eastAsia="Calibri"/>
+          <w:w w:val="90"/>
+        </w:rPr>
+      </w:pPr>
+    </w:p>
+    <w:p>
+      <w:pPr>
+        <w:jc w:val="left"/>
+        <w:rPr>
+          <w:rFonts w:eastAsia="Calibri"/>
+          <w:b/>
+          <w:w w:val="90"/>
+        </w:rPr>
+      </w:pPr>
+    </w:p>
+    <w:p>
+      <w:pPr>
+        <w:ind w:firstLine="0"/>
+      </w:pPr>
     </w:p>
     <w:sectPr>
       <w:pgSz w:w="11906" w:h="16838"/>
@@ -19322,7 +20064,6 @@
   <w:style w:type="character" w:default="1" w:styleId="a0">
     <w:name w:val="Default Paragraph Font"/>
     <w:uiPriority w:val="1"/>
-    <w:semiHidden/>
     <w:unhideWhenUsed/>
   </w:style>
   <w:style w:type="table" w:default="1" w:styleId="a1">
@@ -19536,7 +20277,6 @@
   <w:style w:type="character" w:default="1" w:styleId="a0">
     <w:name w:val="Default Paragraph Font"/>
     <w:uiPriority w:val="1"/>
-    <w:semiHidden/>
     <w:unhideWhenUsed/>
   </w:style>
   <w:style w:type="table" w:default="1" w:styleId="a1">
@@ -19876,7 +20616,7 @@
 </file>
 
 <file path=customXml/itemProps1.xml><?xml version="1.0" encoding="utf-8"?>
-<ds:datastoreItem xmlns:ds="http://schemas.openxmlformats.org/officeDocument/2006/customXml" ds:itemID="{EA9CBA50-CD2A-4AA9-80BE-51A5C7F5ED6E}">
+<ds:datastoreItem xmlns:ds="http://schemas.openxmlformats.org/officeDocument/2006/customXml" ds:itemID="{A9973A3F-43EA-436D-83A0-62CC7503E24B}">
   <ds:schemaRefs>
     <ds:schemaRef ds:uri="http://schemas.openxmlformats.org/officeDocument/2006/bibliography"/>
   </ds:schemaRefs>
